--- a/docs/Project_Charter.docx
+++ b/docs/Project_Charter.docx
@@ -148,7 +148,7 @@
                 <w:i w:val="false"/>
                 <w:iCs w:val="false"/>
               </w:rPr>
-              <w:t xml:space="preserve">0.4 (Draft — normative content from the format, introspection and firmware specifications captured as requirements; §6.8–§6.10 added; R2.2, R3.1, R3.2, R21, R22.1 amended)</w:t>
+              <w:t xml:space="preserve">0.5 (Draft — QEMU named as the emulation target and Renode deferred with the harness tier; emulation risk downgraded. v0.4 captured the specifications' normative content as requirements; §6.8–§6.10 added; R2.2, R3.1, R3.2, R21, R22.1 amended)</w:t>
             </w:r>
           </w:p>
         </w:tc>
@@ -1097,7 +1097,7 @@
           <w:sz w:val="18"/>
           <w:szCs w:val="18"/>
         </w:rPr>
-        <w:t xml:space="preserve">        ▲ │   virtual UART (command protocol)  +  introspection (GDB stub / monitor API)</w:t>
+        <w:t xml:space="preserve">        ▲ │   virtual UART (command protocol)  +  introspection (GDB remote serial protocol)</w:t>
       </w:r>
     </w:p>
     <w:p>
@@ -1127,7 +1127,7 @@
           <w:sz w:val="18"/>
           <w:szCs w:val="18"/>
         </w:rPr>
-        <w:t xml:space="preserve">Emulated Probe  (ARM Cortex-M firmware on Renode/QEMU · watchdog &amp; golden image)</w:t>
+        <w:t xml:space="preserve">Emulated Probe  (ARM Cortex-M firmware on QEMU · watchdog &amp; golden image)</w:t>
       </w:r>
     </w:p>
     <w:p>
@@ -1298,7 +1298,7 @@
           <w:i w:val="false"/>
           <w:iCs w:val="false"/>
         </w:rPr>
-        <w:t xml:space="preserve">Renode (preferred) or QEMU</w:t>
+        <w:t xml:space="preserve">QEMU</w:t>
       </w:r>
       <w:r>
         <w:rPr>
@@ -1307,7 +1307,43 @@
           <w:i w:val="false"/>
           <w:iCs w:val="false"/>
         </w:rPr>
-        <w:t xml:space="preserve"> with: a virtual UART carrying the command protocol, a machine-readable introspection interface (memory reads, register state, execution state) consumed by the game daemon, and watchdog/reset modeling. One probe instance per container — solo play is the design point. </w:t>
+        <w:t xml:space="preserve"> (</w:t>
+      </w:r>
+      <w:r>
+        <w:rPr>
+          <w:rFonts w:ascii="Consolas" w:cs="Consolas" w:eastAsia="Consolas" w:hAnsi="Consolas"/>
+          <w:b w:val="false"/>
+          <w:bCs w:val="false"/>
+          <w:i w:val="false"/>
+          <w:iCs w:val="false"/>
+          <w:sz w:val="19"/>
+          <w:szCs w:val="19"/>
+          <w:shd w:fill="F2F2F2" w:val="clear"/>
+        </w:rPr>
+        <w:t xml:space="preserve">-M mps2-an386</w:t>
+      </w:r>
+      <w:r>
+        <w:rPr>
+          <w:b w:val="false"/>
+          <w:bCs w:val="false"/>
+          <w:i w:val="false"/>
+          <w:iCs w:val="false"/>
+        </w:rPr>
+        <w:t xml:space="preserve">) with: a virtual UART carrying the command protocol, the GDB remote serial protocol stub the daemon reads memory through (§6.9), and watchdog/reset modeling. One probe instance per container — solo play is the design point. A "hello probe" — firmware answering a ping over the emulated UART, memory readable over introspection — is due by Week 3 (M1).</w:t>
+      </w:r>
+    </w:p>
+    <w:p>
+      <w:pPr>
+        <w:spacing w:after="130" w:line="270"/>
+      </w:pPr>
+      <w:r>
+        <w:rPr>
+          <w:b w:val="false"/>
+          <w:bCs w:val="false"/>
+          <w:i w:val="false"/>
+          <w:iCs w:val="false"/>
+        </w:rPr>
+        <w:t xml:space="preserve">&gt; </w:t>
       </w:r>
       <w:r>
         <w:rPr>
@@ -1316,7 +1352,34 @@
           <w:i w:val="false"/>
           <w:iCs w:val="false"/>
         </w:rPr>
-        <w:t xml:space="preserve">This is the highest-risk component: a "hello probe" (firmware answering a ping over emulated UART, memory readable via introspection) is due by Week 3 (M1).</w:t>
+        <w:t xml:space="preserve">QEMU is the target; Renode is not in scope.</w:t>
+      </w:r>
+      <w:r>
+        <w:rPr>
+          <w:b w:val="false"/>
+          <w:bCs w:val="false"/>
+          <w:i w:val="false"/>
+          <w:iCs w:val="false"/>
+        </w:rPr>
+        <w:t xml:space="preserve"> The sponsor-furnished firmware boots, runs and passes its full end-to-end suite under stock QEMU today, so this component starts from a working baseline rather than a research problem. Renode remains the documented end state for the </w:t>
+      </w:r>
+      <w:r>
+        <w:rPr>
+          <w:b/>
+          <w:bCs/>
+          <w:i w:val="false"/>
+          <w:iCs w:val="false"/>
+        </w:rPr>
+        <w:t xml:space="preserve">harness tier</w:t>
+      </w:r>
+      <w:r>
+        <w:rPr>
+          <w:b w:val="false"/>
+          <w:bCs w:val="false"/>
+          <w:i w:val="false"/>
+          <w:iCs w:val="false"/>
+        </w:rPr>
+        <w:t xml:space="preserve"> (firmware specification §6), in which the sensor register block becomes emulator-implemented peripherals and the physics leaves the binary — but that is a content-fidelity improvement, not a platform requirement, and it is explicitly out of scope this semester. Nothing is lost by deferring it: both emulators serve the same GDB remote serial protocol, and R24.8 forbids emulator-specific introspection code, so a later team can substitute Renode by configuration without touching the daemon.</w:t>
       </w:r>
     </w:p>
     <w:p>
@@ -11649,7 +11712,7 @@
                 <w:i w:val="false"/>
                 <w:iCs w:val="false"/>
               </w:rPr>
-              <w:t xml:space="preserve">Renode/QEMU harness, introspection API, watchdog/reset modeling, M1 "hello probe"</w:t>
+              <w:t xml:space="preserve">QEMU harness, introspection client (§6.9), watchdog/reset modeling, M1 "hello probe"</w:t>
             </w:r>
           </w:p>
         </w:tc>
@@ -12534,10 +12597,10 @@
         </w:tblBorders>
       </w:tblPr>
       <w:tblGrid>
-        <w:gridCol w:w="2274"/>
+        <w:gridCol w:w="1223"/>
         <w:gridCol w:w="1050"/>
         <w:gridCol w:w="1050"/>
-        <w:gridCol w:w="4986"/>
+        <w:gridCol w:w="6037"/>
       </w:tblGrid>
       <w:tr>
         <w:trPr>
@@ -12545,7 +12608,7 @@
         </w:trPr>
         <w:tc>
           <w:tcPr>
-            <w:tcW w:type="dxa" w:w="2274"/>
+            <w:tcW w:type="dxa" w:w="1223"/>
             <w:shd w:fill="D9E2F3" w:val="clear"/>
             <w:tcMar>
               <w:top w:type="dxa" w:w="55"/>
@@ -12623,7 +12686,7 @@
         </w:tc>
         <w:tc>
           <w:tcPr>
-            <w:tcW w:type="dxa" w:w="4986"/>
+            <w:tcW w:type="dxa" w:w="6037"/>
             <w:shd w:fill="D9E2F3" w:val="clear"/>
             <w:tcMar>
               <w:top w:type="dxa" w:w="55"/>
@@ -12651,7 +12714,7 @@
       <w:tr>
         <w:tc>
           <w:tcPr>
-            <w:tcW w:type="dxa" w:w="2274"/>
+            <w:tcW w:type="dxa" w:w="1223"/>
             <w:tcMar>
               <w:top w:type="dxa" w:w="55"/>
               <w:left w:type="dxa" w:w="90"/>
@@ -12695,7 +12758,7 @@
                 <w:i w:val="false"/>
                 <w:iCs w:val="false"/>
               </w:rPr>
-              <w:t xml:space="preserve">Med</w:t>
+              <w:t xml:space="preserve">Low</w:t>
             </w:r>
           </w:p>
         </w:tc>
@@ -12726,26 +12789,26 @@
         </w:tc>
         <w:tc>
           <w:tcPr>
-            <w:tcW w:type="dxa" w:w="4986"/>
-            <w:tcMar>
-              <w:top w:type="dxa" w:w="55"/>
-              <w:left w:type="dxa" w:w="90"/>
-              <w:bottom w:type="dxa" w:w="55"/>
-              <w:right w:type="dxa" w:w="90"/>
-            </w:tcMar>
-          </w:tcPr>
-          <w:p>
-            <w:pPr>
-              <w:spacing w:after="0" w:line="240"/>
-            </w:pPr>
-            <w:r>
-              <w:rPr>
-                <w:b w:val="false"/>
-                <w:bCs w:val="false"/>
-                <w:i w:val="false"/>
-                <w:iCs w:val="false"/>
-              </w:rPr>
-              <w:t xml:space="preserve">M1 gate at week 3; fallback from Renode to plain QEMU + GDB stub; last-resort fallback to an instrumented interpreter for a subset of the firmware</w:t>
+            <w:tcW w:type="dxa" w:w="6037"/>
+            <w:tcMar>
+              <w:top w:type="dxa" w:w="55"/>
+              <w:left w:type="dxa" w:w="90"/>
+              <w:bottom w:type="dxa" w:w="55"/>
+              <w:right w:type="dxa" w:w="90"/>
+            </w:tcMar>
+          </w:tcPr>
+          <w:p>
+            <w:pPr>
+              <w:spacing w:after="0" w:line="240"/>
+            </w:pPr>
+            <w:r>
+              <w:rPr>
+                <w:b w:val="false"/>
+                <w:bCs w:val="false"/>
+                <w:i w:val="false"/>
+                <w:iCs w:val="false"/>
+              </w:rPr>
+              <w:t xml:space="preserve">Downgraded from Med at v0.5: the firmware already boots and passes 99 end-to-end checks under stock QEMU, so M1 is an integration task rather than a bring-up. M1 gate at week 3 retained; if it slips, the fallback is to drive the probe over the UART alone and defer introspection, accepting telemetry-only objectives until it lands</w:t>
             </w:r>
           </w:p>
         </w:tc>
@@ -12753,7 +12816,7 @@
       <w:tr>
         <w:tc>
           <w:tcPr>
-            <w:tcW w:type="dxa" w:w="2274"/>
+            <w:tcW w:type="dxa" w:w="1223"/>
             <w:tcMar>
               <w:top w:type="dxa" w:w="55"/>
               <w:left w:type="dxa" w:w="90"/>
@@ -12828,7 +12891,7 @@
         </w:tc>
         <w:tc>
           <w:tcPr>
-            <w:tcW w:type="dxa" w:w="4986"/>
+            <w:tcW w:type="dxa" w:w="6037"/>
             <w:tcMar>
               <w:top w:type="dxa" w:w="55"/>
               <w:left w:type="dxa" w:w="90"/>
@@ -12855,7 +12918,7 @@
       <w:tr>
         <w:tc>
           <w:tcPr>
-            <w:tcW w:type="dxa" w:w="2274"/>
+            <w:tcW w:type="dxa" w:w="1223"/>
             <w:tcMar>
               <w:top w:type="dxa" w:w="55"/>
               <w:left w:type="dxa" w:w="90"/>
@@ -12930,7 +12993,7 @@
         </w:tc>
         <w:tc>
           <w:tcPr>
-            <w:tcW w:type="dxa" w:w="4986"/>
+            <w:tcW w:type="dxa" w:w="6037"/>
             <w:tcMar>
               <w:top w:type="dxa" w:w="55"/>
               <w:left w:type="dxa" w:w="90"/>
@@ -12957,7 +13020,7 @@
       <w:tr>
         <w:tc>
           <w:tcPr>
-            <w:tcW w:type="dxa" w:w="2274"/>
+            <w:tcW w:type="dxa" w:w="1223"/>
             <w:tcMar>
               <w:top w:type="dxa" w:w="55"/>
               <w:left w:type="dxa" w:w="90"/>
@@ -13032,7 +13095,7 @@
         </w:tc>
         <w:tc>
           <w:tcPr>
-            <w:tcW w:type="dxa" w:w="4986"/>
+            <w:tcW w:type="dxa" w:w="6037"/>
             <w:tcMar>
               <w:top w:type="dxa" w:w="55"/>
               <w:left w:type="dxa" w:w="90"/>
@@ -13059,7 +13122,7 @@
       <w:tr>
         <w:tc>
           <w:tcPr>
-            <w:tcW w:type="dxa" w:w="2274"/>
+            <w:tcW w:type="dxa" w:w="1223"/>
             <w:tcMar>
               <w:top w:type="dxa" w:w="55"/>
               <w:left w:type="dxa" w:w="90"/>
@@ -13134,7 +13197,7 @@
         </w:tc>
         <w:tc>
           <w:tcPr>
-            <w:tcW w:type="dxa" w:w="4986"/>
+            <w:tcW w:type="dxa" w:w="6037"/>
             <w:tcMar>
               <w:top w:type="dxa" w:w="55"/>
               <w:left w:type="dxa" w:w="90"/>

--- a/docs/Project_Charter.docx
+++ b/docs/Project_Charter.docx
@@ -148,7 +148,7 @@
                 <w:i w:val="false"/>
                 <w:iCs w:val="false"/>
               </w:rPr>
-              <w:t xml:space="preserve">0.5 (Draft — QEMU named as the emulation target and Renode deferred with the harness tier; emulation risk downgraded. v0.4 captured the specifications' normative content as requirements; §6.8–§6.10 added; R2.2, R3.1, R3.2, R21, R22.1 amended)</w:t>
+              <w:t xml:space="preserve">0.6 (Draft — §6.11 ground-station console and session lifecycle requirements added; scenario-controlled telemetry decoding. v0.5 named QEMU as the emulation target and deferred Renode; emulation risk downgraded. v0.4 captured the specifications' normative content as requirements; §6.8–§6.10 added; R2.2, R3.1, R3.2, R21, R22.1 amended)</w:t>
             </w:r>
           </w:p>
         </w:tc>
@@ -11432,6 +11432,2450 @@
           <w:iCs w:val="false"/>
         </w:rPr>
         <w:t xml:space="preserve">, and a wall-clock stamp used for that purpose reproduces a different session on a faster machine, which is precisely the defect the requirement was meant to prevent.</w:t>
+      </w:r>
+    </w:p>
+    <w:p>
+      <w:pPr>
+        <w:pStyle w:val="Heading2"/>
+        <w:spacing w:after="110" w:before="220"/>
+      </w:pPr>
+      <w:r>
+        <w:rPr>
+          <w:b w:val="false"/>
+          <w:bCs w:val="false"/>
+          <w:i w:val="false"/>
+          <w:iCs w:val="false"/>
+        </w:rPr>
+        <w:t xml:space="preserve">6.11 Ground-Station Console</w:t>
+      </w:r>
+    </w:p>
+    <w:p>
+      <w:pPr>
+        <w:spacing w:after="130" w:line="270"/>
+      </w:pPr>
+      <w:r>
+        <w:rPr>
+          <w:b w:val="false"/>
+          <w:bCs w:val="false"/>
+          <w:i w:val="false"/>
+          <w:iCs w:val="false"/>
+        </w:rPr>
+        <w:t xml:space="preserve">The console is the whole of the player's contact with the mission. §6.1 already governs feedback timing; this section governs what is on screen, and what the player can do to a running session.</w:t>
+      </w:r>
+    </w:p>
+    <w:p>
+      <w:pPr>
+        <w:spacing w:after="130" w:line="270"/>
+      </w:pPr>
+      <w:r>
+        <w:rPr>
+          <w:b/>
+          <w:bCs/>
+          <w:i w:val="false"/>
+          <w:iCs w:val="false"/>
+        </w:rPr>
+        <w:t xml:space="preserve">Layout and panels</w:t>
+      </w:r>
+    </w:p>
+    <w:tbl>
+      <w:tblPr>
+        <w:tblW w:type="dxa" w:w="9360"/>
+        <w:tblBorders>
+          <w:top w:val="single" w:color="auto" w:sz="4"/>
+          <w:left w:val="single" w:color="auto" w:sz="4"/>
+          <w:bottom w:val="single" w:color="auto" w:sz="4"/>
+          <w:right w:val="single" w:color="auto" w:sz="4"/>
+          <w:insideH w:val="single" w:color="auto" w:sz="4"/>
+          <w:insideV w:val="single" w:color="auto" w:sz="4"/>
+        </w:tblBorders>
+      </w:tblPr>
+      <w:tblGrid>
+        <w:gridCol w:w="1050"/>
+        <w:gridCol w:w="1050"/>
+        <w:gridCol w:w="6210"/>
+        <w:gridCol w:w="1050"/>
+      </w:tblGrid>
+      <w:tr>
+        <w:trPr>
+          <w:tblHeader/>
+        </w:trPr>
+        <w:tc>
+          <w:tcPr>
+            <w:tcW w:type="dxa" w:w="1050"/>
+            <w:shd w:fill="D9E2F3" w:val="clear"/>
+            <w:tcMar>
+              <w:top w:type="dxa" w:w="55"/>
+              <w:left w:type="dxa" w:w="90"/>
+              <w:bottom w:type="dxa" w:w="55"/>
+              <w:right w:type="dxa" w:w="90"/>
+            </w:tcMar>
+          </w:tcPr>
+          <w:p>
+            <w:pPr>
+              <w:spacing w:after="0" w:line="240"/>
+            </w:pPr>
+            <w:r>
+              <w:rPr>
+                <w:b/>
+                <w:bCs/>
+                <w:sz w:val="19"/>
+                <w:szCs w:val="19"/>
+              </w:rPr>
+              <w:t xml:space="preserve">ID</w:t>
+            </w:r>
+          </w:p>
+        </w:tc>
+        <w:tc>
+          <w:tcPr>
+            <w:tcW w:type="dxa" w:w="1050"/>
+            <w:shd w:fill="D9E2F3" w:val="clear"/>
+            <w:tcMar>
+              <w:top w:type="dxa" w:w="55"/>
+              <w:left w:type="dxa" w:w="90"/>
+              <w:bottom w:type="dxa" w:w="55"/>
+              <w:right w:type="dxa" w:w="90"/>
+            </w:tcMar>
+          </w:tcPr>
+          <w:p>
+            <w:pPr>
+              <w:spacing w:after="0" w:line="240"/>
+            </w:pPr>
+            <w:r>
+              <w:rPr>
+                <w:b/>
+                <w:bCs/>
+                <w:sz w:val="19"/>
+                <w:szCs w:val="19"/>
+              </w:rPr>
+              <w:t xml:space="preserve">Pri</w:t>
+            </w:r>
+          </w:p>
+        </w:tc>
+        <w:tc>
+          <w:tcPr>
+            <w:tcW w:type="dxa" w:w="6210"/>
+            <w:shd w:fill="D9E2F3" w:val="clear"/>
+            <w:tcMar>
+              <w:top w:type="dxa" w:w="55"/>
+              <w:left w:type="dxa" w:w="90"/>
+              <w:bottom w:type="dxa" w:w="55"/>
+              <w:right w:type="dxa" w:w="90"/>
+            </w:tcMar>
+          </w:tcPr>
+          <w:p>
+            <w:pPr>
+              <w:spacing w:after="0" w:line="240"/>
+            </w:pPr>
+            <w:r>
+              <w:rPr>
+                <w:b/>
+                <w:bCs/>
+                <w:sz w:val="19"/>
+                <w:szCs w:val="19"/>
+              </w:rPr>
+              <w:t xml:space="preserve">Requirement</w:t>
+            </w:r>
+          </w:p>
+        </w:tc>
+        <w:tc>
+          <w:tcPr>
+            <w:tcW w:type="dxa" w:w="1050"/>
+            <w:shd w:fill="D9E2F3" w:val="clear"/>
+            <w:tcMar>
+              <w:top w:type="dxa" w:w="55"/>
+              <w:left w:type="dxa" w:w="90"/>
+              <w:bottom w:type="dxa" w:w="55"/>
+              <w:right w:type="dxa" w:w="90"/>
+            </w:tcMar>
+          </w:tcPr>
+          <w:p>
+            <w:pPr>
+              <w:spacing w:after="0" w:line="240"/>
+            </w:pPr>
+            <w:r>
+              <w:rPr>
+                <w:b/>
+                <w:bCs/>
+                <w:sz w:val="19"/>
+                <w:szCs w:val="19"/>
+              </w:rPr>
+              <w:t xml:space="preserve">Verify</w:t>
+            </w:r>
+          </w:p>
+        </w:tc>
+      </w:tr>
+      <w:tr>
+        <w:tc>
+          <w:tcPr>
+            <w:tcW w:type="dxa" w:w="1050"/>
+            <w:tcMar>
+              <w:top w:type="dxa" w:w="55"/>
+              <w:left w:type="dxa" w:w="90"/>
+              <w:bottom w:type="dxa" w:w="55"/>
+              <w:right w:type="dxa" w:w="90"/>
+            </w:tcMar>
+          </w:tcPr>
+          <w:p>
+            <w:pPr>
+              <w:spacing w:after="0" w:line="240"/>
+            </w:pPr>
+            <w:r>
+              <w:rPr>
+                <w:b w:val="false"/>
+                <w:bCs w:val="false"/>
+                <w:i w:val="false"/>
+                <w:iCs w:val="false"/>
+              </w:rPr>
+              <w:t xml:space="preserve">R25.1</w:t>
+            </w:r>
+          </w:p>
+        </w:tc>
+        <w:tc>
+          <w:tcPr>
+            <w:tcW w:type="dxa" w:w="1050"/>
+            <w:tcMar>
+              <w:top w:type="dxa" w:w="55"/>
+              <w:left w:type="dxa" w:w="90"/>
+              <w:bottom w:type="dxa" w:w="55"/>
+              <w:right w:type="dxa" w:w="90"/>
+            </w:tcMar>
+          </w:tcPr>
+          <w:p>
+            <w:pPr>
+              <w:spacing w:after="0" w:line="240"/>
+            </w:pPr>
+            <w:r>
+              <w:rPr>
+                <w:b w:val="false"/>
+                <w:bCs w:val="false"/>
+                <w:i w:val="false"/>
+                <w:iCs w:val="false"/>
+              </w:rPr>
+              <w:t xml:space="preserve">T</w:t>
+            </w:r>
+          </w:p>
+        </w:tc>
+        <w:tc>
+          <w:tcPr>
+            <w:tcW w:type="dxa" w:w="6210"/>
+            <w:tcMar>
+              <w:top w:type="dxa" w:w="55"/>
+              <w:left w:type="dxa" w:w="90"/>
+              <w:bottom w:type="dxa" w:w="55"/>
+              <w:right w:type="dxa" w:w="90"/>
+            </w:tcMar>
+          </w:tcPr>
+          <w:p>
+            <w:pPr>
+              <w:spacing w:after="0" w:line="240"/>
+            </w:pPr>
+            <w:r>
+              <w:rPr>
+                <w:b w:val="false"/>
+                <w:bCs w:val="false"/>
+                <w:i w:val="false"/>
+                <w:iCs w:val="false"/>
+              </w:rPr>
+              <w:t xml:space="preserve">The console SHALL present five regions simultaneously and without navigation: spacecraft read-out, downlink frame feed, uplink terminal, mission status, and ground-station link status.</w:t>
+            </w:r>
+          </w:p>
+        </w:tc>
+        <w:tc>
+          <w:tcPr>
+            <w:tcW w:type="dxa" w:w="1050"/>
+            <w:tcMar>
+              <w:top w:type="dxa" w:w="55"/>
+              <w:left w:type="dxa" w:w="90"/>
+              <w:bottom w:type="dxa" w:w="55"/>
+              <w:right w:type="dxa" w:w="90"/>
+            </w:tcMar>
+          </w:tcPr>
+          <w:p>
+            <w:pPr>
+              <w:spacing w:after="0" w:line="240"/>
+            </w:pPr>
+            <w:r>
+              <w:rPr>
+                <w:b w:val="false"/>
+                <w:bCs w:val="false"/>
+                <w:i w:val="false"/>
+                <w:iCs w:val="false"/>
+              </w:rPr>
+              <w:t xml:space="preserve">D</w:t>
+            </w:r>
+          </w:p>
+        </w:tc>
+      </w:tr>
+      <w:tr>
+        <w:tc>
+          <w:tcPr>
+            <w:tcW w:type="dxa" w:w="1050"/>
+            <w:tcMar>
+              <w:top w:type="dxa" w:w="55"/>
+              <w:left w:type="dxa" w:w="90"/>
+              <w:bottom w:type="dxa" w:w="55"/>
+              <w:right w:type="dxa" w:w="90"/>
+            </w:tcMar>
+          </w:tcPr>
+          <w:p>
+            <w:pPr>
+              <w:spacing w:after="0" w:line="240"/>
+            </w:pPr>
+            <w:r>
+              <w:rPr>
+                <w:b w:val="false"/>
+                <w:bCs w:val="false"/>
+                <w:i w:val="false"/>
+                <w:iCs w:val="false"/>
+              </w:rPr>
+              <w:t xml:space="preserve">R25.2</w:t>
+            </w:r>
+          </w:p>
+        </w:tc>
+        <w:tc>
+          <w:tcPr>
+            <w:tcW w:type="dxa" w:w="1050"/>
+            <w:tcMar>
+              <w:top w:type="dxa" w:w="55"/>
+              <w:left w:type="dxa" w:w="90"/>
+              <w:bottom w:type="dxa" w:w="55"/>
+              <w:right w:type="dxa" w:w="90"/>
+            </w:tcMar>
+          </w:tcPr>
+          <w:p>
+            <w:pPr>
+              <w:spacing w:after="0" w:line="240"/>
+            </w:pPr>
+            <w:r>
+              <w:rPr>
+                <w:b w:val="false"/>
+                <w:bCs w:val="false"/>
+                <w:i w:val="false"/>
+                <w:iCs w:val="false"/>
+              </w:rPr>
+              <w:t xml:space="preserve">T</w:t>
+            </w:r>
+          </w:p>
+        </w:tc>
+        <w:tc>
+          <w:tcPr>
+            <w:tcW w:type="dxa" w:w="6210"/>
+            <w:tcMar>
+              <w:top w:type="dxa" w:w="55"/>
+              <w:left w:type="dxa" w:w="90"/>
+              <w:bottom w:type="dxa" w:w="55"/>
+              <w:right w:type="dxa" w:w="90"/>
+            </w:tcMar>
+          </w:tcPr>
+          <w:p>
+            <w:pPr>
+              <w:spacing w:after="0" w:line="240"/>
+            </w:pPr>
+            <w:r>
+              <w:rPr>
+                <w:b w:val="false"/>
+                <w:bCs w:val="false"/>
+                <w:i w:val="false"/>
+                <w:iCs w:val="false"/>
+              </w:rPr>
+              <w:t xml:space="preserve">The downlink feed SHALL display every received frame as transmitted, in hexadecimal, in arrival order, retaining at least the most recent 200 frames, and SHALL mark any frame failing CRC as corrupt without discarding it.</w:t>
+            </w:r>
+          </w:p>
+        </w:tc>
+        <w:tc>
+          <w:tcPr>
+            <w:tcW w:type="dxa" w:w="1050"/>
+            <w:tcMar>
+              <w:top w:type="dxa" w:w="55"/>
+              <w:left w:type="dxa" w:w="90"/>
+              <w:bottom w:type="dxa" w:w="55"/>
+              <w:right w:type="dxa" w:w="90"/>
+            </w:tcMar>
+          </w:tcPr>
+          <w:p>
+            <w:pPr>
+              <w:spacing w:after="0" w:line="240"/>
+            </w:pPr>
+            <w:r>
+              <w:rPr>
+                <w:b w:val="false"/>
+                <w:bCs w:val="false"/>
+                <w:i w:val="false"/>
+                <w:iCs w:val="false"/>
+              </w:rPr>
+              <w:t xml:space="preserve">D</w:t>
+            </w:r>
+          </w:p>
+        </w:tc>
+      </w:tr>
+      <w:tr>
+        <w:tc>
+          <w:tcPr>
+            <w:tcW w:type="dxa" w:w="1050"/>
+            <w:tcMar>
+              <w:top w:type="dxa" w:w="55"/>
+              <w:left w:type="dxa" w:w="90"/>
+              <w:bottom w:type="dxa" w:w="55"/>
+              <w:right w:type="dxa" w:w="90"/>
+            </w:tcMar>
+          </w:tcPr>
+          <w:p>
+            <w:pPr>
+              <w:spacing w:after="0" w:line="240"/>
+            </w:pPr>
+            <w:r>
+              <w:rPr>
+                <w:b w:val="false"/>
+                <w:bCs w:val="false"/>
+                <w:i w:val="false"/>
+                <w:iCs w:val="false"/>
+              </w:rPr>
+              <w:t xml:space="preserve">R25.3</w:t>
+            </w:r>
+          </w:p>
+        </w:tc>
+        <w:tc>
+          <w:tcPr>
+            <w:tcW w:type="dxa" w:w="1050"/>
+            <w:tcMar>
+              <w:top w:type="dxa" w:w="55"/>
+              <w:left w:type="dxa" w:w="90"/>
+              <w:bottom w:type="dxa" w:w="55"/>
+              <w:right w:type="dxa" w:w="90"/>
+            </w:tcMar>
+          </w:tcPr>
+          <w:p>
+            <w:pPr>
+              <w:spacing w:after="0" w:line="240"/>
+            </w:pPr>
+            <w:r>
+              <w:rPr>
+                <w:b w:val="false"/>
+                <w:bCs w:val="false"/>
+                <w:i w:val="false"/>
+                <w:iCs w:val="false"/>
+              </w:rPr>
+              <w:t xml:space="preserve">T</w:t>
+            </w:r>
+          </w:p>
+        </w:tc>
+        <w:tc>
+          <w:tcPr>
+            <w:tcW w:type="dxa" w:w="6210"/>
+            <w:tcMar>
+              <w:top w:type="dxa" w:w="55"/>
+              <w:left w:type="dxa" w:w="90"/>
+              <w:bottom w:type="dxa" w:w="55"/>
+              <w:right w:type="dxa" w:w="90"/>
+            </w:tcMar>
+          </w:tcPr>
+          <w:p>
+            <w:pPr>
+              <w:spacing w:after="0" w:line="240"/>
+            </w:pPr>
+            <w:r>
+              <w:rPr>
+                <w:b w:val="false"/>
+                <w:bCs w:val="false"/>
+                <w:i w:val="false"/>
+                <w:iCs w:val="false"/>
+              </w:rPr>
+              <w:t xml:space="preserve">The spacecraft read-out SHALL present decoded values </w:t>
+            </w:r>
+            <w:r>
+              <w:rPr>
+                <w:b/>
+                <w:bCs/>
+                <w:i w:val="false"/>
+                <w:iCs w:val="false"/>
+              </w:rPr>
+              <w:t xml:space="preserve">only</w:t>
+            </w:r>
+            <w:r>
+              <w:rPr>
+                <w:b w:val="false"/>
+                <w:bCs w:val="false"/>
+                <w:i w:val="false"/>
+                <w:iCs w:val="false"/>
+              </w:rPr>
+              <w:t xml:space="preserve"> for channels the active scenario package lists in </w:t>
+            </w:r>
+            <w:r>
+              <w:rPr>
+                <w:rFonts w:ascii="Consolas" w:cs="Consolas" w:eastAsia="Consolas" w:hAnsi="Consolas"/>
+                <w:b w:val="false"/>
+                <w:bCs w:val="false"/>
+                <w:i w:val="false"/>
+                <w:iCs w:val="false"/>
+                <w:sz w:val="19"/>
+                <w:szCs w:val="19"/>
+                <w:shd w:fill="F2F2F2" w:val="clear"/>
+              </w:rPr>
+              <w:t xml:space="preserve">console.decode</w:t>
+            </w:r>
+            <w:r>
+              <w:rPr>
+                <w:b w:val="false"/>
+                <w:bCs w:val="false"/>
+                <w:i w:val="false"/>
+                <w:iCs w:val="false"/>
+              </w:rPr>
+              <w:t xml:space="preserve">; every other channel SHALL appear in the downlink feed as raw hexadecimal only.</w:t>
+            </w:r>
+          </w:p>
+        </w:tc>
+        <w:tc>
+          <w:tcPr>
+            <w:tcW w:type="dxa" w:w="1050"/>
+            <w:tcMar>
+              <w:top w:type="dxa" w:w="55"/>
+              <w:left w:type="dxa" w:w="90"/>
+              <w:bottom w:type="dxa" w:w="55"/>
+              <w:right w:type="dxa" w:w="90"/>
+            </w:tcMar>
+          </w:tcPr>
+          <w:p>
+            <w:pPr>
+              <w:spacing w:after="0" w:line="240"/>
+            </w:pPr>
+            <w:r>
+              <w:rPr>
+                <w:b w:val="false"/>
+                <w:bCs w:val="false"/>
+                <w:i w:val="false"/>
+                <w:iCs w:val="false"/>
+              </w:rPr>
+              <w:t xml:space="preserve">T</w:t>
+            </w:r>
+          </w:p>
+        </w:tc>
+      </w:tr>
+      <w:tr>
+        <w:tc>
+          <w:tcPr>
+            <w:tcW w:type="dxa" w:w="1050"/>
+            <w:tcMar>
+              <w:top w:type="dxa" w:w="55"/>
+              <w:left w:type="dxa" w:w="90"/>
+              <w:bottom w:type="dxa" w:w="55"/>
+              <w:right w:type="dxa" w:w="90"/>
+            </w:tcMar>
+          </w:tcPr>
+          <w:p>
+            <w:pPr>
+              <w:spacing w:after="0" w:line="240"/>
+            </w:pPr>
+            <w:r>
+              <w:rPr>
+                <w:b w:val="false"/>
+                <w:bCs w:val="false"/>
+                <w:i w:val="false"/>
+                <w:iCs w:val="false"/>
+              </w:rPr>
+              <w:t xml:space="preserve">R25.4</w:t>
+            </w:r>
+          </w:p>
+        </w:tc>
+        <w:tc>
+          <w:tcPr>
+            <w:tcW w:type="dxa" w:w="1050"/>
+            <w:tcMar>
+              <w:top w:type="dxa" w:w="55"/>
+              <w:left w:type="dxa" w:w="90"/>
+              <w:bottom w:type="dxa" w:w="55"/>
+              <w:right w:type="dxa" w:w="90"/>
+            </w:tcMar>
+          </w:tcPr>
+          <w:p>
+            <w:pPr>
+              <w:spacing w:after="0" w:line="240"/>
+            </w:pPr>
+            <w:r>
+              <w:rPr>
+                <w:b w:val="false"/>
+                <w:bCs w:val="false"/>
+                <w:i w:val="false"/>
+                <w:iCs w:val="false"/>
+              </w:rPr>
+              <w:t xml:space="preserve">T</w:t>
+            </w:r>
+          </w:p>
+        </w:tc>
+        <w:tc>
+          <w:tcPr>
+            <w:tcW w:type="dxa" w:w="6210"/>
+            <w:tcMar>
+              <w:top w:type="dxa" w:w="55"/>
+              <w:left w:type="dxa" w:w="90"/>
+              <w:bottom w:type="dxa" w:w="55"/>
+              <w:right w:type="dxa" w:w="90"/>
+            </w:tcMar>
+          </w:tcPr>
+          <w:p>
+            <w:pPr>
+              <w:spacing w:after="0" w:line="240"/>
+            </w:pPr>
+            <w:r>
+              <w:rPr>
+                <w:b w:val="false"/>
+                <w:bCs w:val="false"/>
+                <w:i w:val="false"/>
+                <w:iCs w:val="false"/>
+              </w:rPr>
+              <w:t xml:space="preserve">When a decoded channel leaves the downlink, the read-out SHALL mark it absent within one telemetry period and SHALL NOT continue to display its last value.</w:t>
+            </w:r>
+          </w:p>
+        </w:tc>
+        <w:tc>
+          <w:tcPr>
+            <w:tcW w:type="dxa" w:w="1050"/>
+            <w:tcMar>
+              <w:top w:type="dxa" w:w="55"/>
+              <w:left w:type="dxa" w:w="90"/>
+              <w:bottom w:type="dxa" w:w="55"/>
+              <w:right w:type="dxa" w:w="90"/>
+            </w:tcMar>
+          </w:tcPr>
+          <w:p>
+            <w:pPr>
+              <w:spacing w:after="0" w:line="240"/>
+            </w:pPr>
+            <w:r>
+              <w:rPr>
+                <w:b w:val="false"/>
+                <w:bCs w:val="false"/>
+                <w:i w:val="false"/>
+                <w:iCs w:val="false"/>
+              </w:rPr>
+              <w:t xml:space="preserve">T</w:t>
+            </w:r>
+          </w:p>
+        </w:tc>
+      </w:tr>
+      <w:tr>
+        <w:tc>
+          <w:tcPr>
+            <w:tcW w:type="dxa" w:w="1050"/>
+            <w:tcMar>
+              <w:top w:type="dxa" w:w="55"/>
+              <w:left w:type="dxa" w:w="90"/>
+              <w:bottom w:type="dxa" w:w="55"/>
+              <w:right w:type="dxa" w:w="90"/>
+            </w:tcMar>
+          </w:tcPr>
+          <w:p>
+            <w:pPr>
+              <w:spacing w:after="0" w:line="240"/>
+            </w:pPr>
+            <w:r>
+              <w:rPr>
+                <w:b w:val="false"/>
+                <w:bCs w:val="false"/>
+                <w:i w:val="false"/>
+                <w:iCs w:val="false"/>
+              </w:rPr>
+              <w:t xml:space="preserve">R25.5</w:t>
+            </w:r>
+          </w:p>
+        </w:tc>
+        <w:tc>
+          <w:tcPr>
+            <w:tcW w:type="dxa" w:w="1050"/>
+            <w:tcMar>
+              <w:top w:type="dxa" w:w="55"/>
+              <w:left w:type="dxa" w:w="90"/>
+              <w:bottom w:type="dxa" w:w="55"/>
+              <w:right w:type="dxa" w:w="90"/>
+            </w:tcMar>
+          </w:tcPr>
+          <w:p>
+            <w:pPr>
+              <w:spacing w:after="0" w:line="240"/>
+            </w:pPr>
+            <w:r>
+              <w:rPr>
+                <w:b w:val="false"/>
+                <w:bCs w:val="false"/>
+                <w:i w:val="false"/>
+                <w:iCs w:val="false"/>
+              </w:rPr>
+              <w:t xml:space="preserve">T</w:t>
+            </w:r>
+          </w:p>
+        </w:tc>
+        <w:tc>
+          <w:tcPr>
+            <w:tcW w:type="dxa" w:w="6210"/>
+            <w:tcMar>
+              <w:top w:type="dxa" w:w="55"/>
+              <w:left w:type="dxa" w:w="90"/>
+              <w:bottom w:type="dxa" w:w="55"/>
+              <w:right w:type="dxa" w:w="90"/>
+            </w:tcMar>
+          </w:tcPr>
+          <w:p>
+            <w:pPr>
+              <w:spacing w:after="0" w:line="240"/>
+            </w:pPr>
+            <w:r>
+              <w:rPr>
+                <w:b w:val="false"/>
+                <w:bCs w:val="false"/>
+                <w:i w:val="false"/>
+                <w:iCs w:val="false"/>
+              </w:rPr>
+              <w:t xml:space="preserve">The uplink terminal SHALL accept typed commands, maintain a recallable history of at least the most recent 500 commands per player across sessions, and display for each command in flight its remaining transmission delay to a resolution of 1 s.</w:t>
+            </w:r>
+          </w:p>
+        </w:tc>
+        <w:tc>
+          <w:tcPr>
+            <w:tcW w:type="dxa" w:w="1050"/>
+            <w:tcMar>
+              <w:top w:type="dxa" w:w="55"/>
+              <w:left w:type="dxa" w:w="90"/>
+              <w:bottom w:type="dxa" w:w="55"/>
+              <w:right w:type="dxa" w:w="90"/>
+            </w:tcMar>
+          </w:tcPr>
+          <w:p>
+            <w:pPr>
+              <w:spacing w:after="0" w:line="240"/>
+            </w:pPr>
+            <w:r>
+              <w:rPr>
+                <w:b w:val="false"/>
+                <w:bCs w:val="false"/>
+                <w:i w:val="false"/>
+                <w:iCs w:val="false"/>
+              </w:rPr>
+              <w:t xml:space="preserve">D</w:t>
+            </w:r>
+          </w:p>
+        </w:tc>
+      </w:tr>
+      <w:tr>
+        <w:tc>
+          <w:tcPr>
+            <w:tcW w:type="dxa" w:w="1050"/>
+            <w:tcMar>
+              <w:top w:type="dxa" w:w="55"/>
+              <w:left w:type="dxa" w:w="90"/>
+              <w:bottom w:type="dxa" w:w="55"/>
+              <w:right w:type="dxa" w:w="90"/>
+            </w:tcMar>
+          </w:tcPr>
+          <w:p>
+            <w:pPr>
+              <w:spacing w:after="0" w:line="240"/>
+            </w:pPr>
+            <w:r>
+              <w:rPr>
+                <w:b w:val="false"/>
+                <w:bCs w:val="false"/>
+                <w:i w:val="false"/>
+                <w:iCs w:val="false"/>
+              </w:rPr>
+              <w:t xml:space="preserve">R25.6</w:t>
+            </w:r>
+          </w:p>
+        </w:tc>
+        <w:tc>
+          <w:tcPr>
+            <w:tcW w:type="dxa" w:w="1050"/>
+            <w:tcMar>
+              <w:top w:type="dxa" w:w="55"/>
+              <w:left w:type="dxa" w:w="90"/>
+              <w:bottom w:type="dxa" w:w="55"/>
+              <w:right w:type="dxa" w:w="90"/>
+            </w:tcMar>
+          </w:tcPr>
+          <w:p>
+            <w:pPr>
+              <w:spacing w:after="0" w:line="240"/>
+            </w:pPr>
+            <w:r>
+              <w:rPr>
+                <w:b w:val="false"/>
+                <w:bCs w:val="false"/>
+                <w:i w:val="false"/>
+                <w:iCs w:val="false"/>
+              </w:rPr>
+              <w:t xml:space="preserve">T</w:t>
+            </w:r>
+          </w:p>
+        </w:tc>
+        <w:tc>
+          <w:tcPr>
+            <w:tcW w:type="dxa" w:w="6210"/>
+            <w:tcMar>
+              <w:top w:type="dxa" w:w="55"/>
+              <w:left w:type="dxa" w:w="90"/>
+              <w:bottom w:type="dxa" w:w="55"/>
+              <w:right w:type="dxa" w:w="90"/>
+            </w:tcMar>
+          </w:tcPr>
+          <w:p>
+            <w:pPr>
+              <w:spacing w:after="0" w:line="240"/>
+            </w:pPr>
+            <w:r>
+              <w:rPr>
+                <w:b w:val="false"/>
+                <w:bCs w:val="false"/>
+                <w:i w:val="false"/>
+                <w:iCs w:val="false"/>
+              </w:rPr>
+              <w:t xml:space="preserve">The console SHALL display remaining write and read allowance whenever the active scenario declares a budget, and SHALL indicate a command refused for budget distinctly from a command the probe rejected.</w:t>
+            </w:r>
+          </w:p>
+        </w:tc>
+        <w:tc>
+          <w:tcPr>
+            <w:tcW w:type="dxa" w:w="1050"/>
+            <w:tcMar>
+              <w:top w:type="dxa" w:w="55"/>
+              <w:left w:type="dxa" w:w="90"/>
+              <w:bottom w:type="dxa" w:w="55"/>
+              <w:right w:type="dxa" w:w="90"/>
+            </w:tcMar>
+          </w:tcPr>
+          <w:p>
+            <w:pPr>
+              <w:spacing w:after="0" w:line="240"/>
+            </w:pPr>
+            <w:r>
+              <w:rPr>
+                <w:b w:val="false"/>
+                <w:bCs w:val="false"/>
+                <w:i w:val="false"/>
+                <w:iCs w:val="false"/>
+              </w:rPr>
+              <w:t xml:space="preserve">D</w:t>
+            </w:r>
+          </w:p>
+        </w:tc>
+      </w:tr>
+      <w:tr>
+        <w:tc>
+          <w:tcPr>
+            <w:tcW w:type="dxa" w:w="1050"/>
+            <w:tcMar>
+              <w:top w:type="dxa" w:w="55"/>
+              <w:left w:type="dxa" w:w="90"/>
+              <w:bottom w:type="dxa" w:w="55"/>
+              <w:right w:type="dxa" w:w="90"/>
+            </w:tcMar>
+          </w:tcPr>
+          <w:p>
+            <w:pPr>
+              <w:spacing w:after="0" w:line="240"/>
+            </w:pPr>
+            <w:r>
+              <w:rPr>
+                <w:b w:val="false"/>
+                <w:bCs w:val="false"/>
+                <w:i w:val="false"/>
+                <w:iCs w:val="false"/>
+              </w:rPr>
+              <w:t xml:space="preserve">R25.7</w:t>
+            </w:r>
+          </w:p>
+        </w:tc>
+        <w:tc>
+          <w:tcPr>
+            <w:tcW w:type="dxa" w:w="1050"/>
+            <w:tcMar>
+              <w:top w:type="dxa" w:w="55"/>
+              <w:left w:type="dxa" w:w="90"/>
+              <w:bottom w:type="dxa" w:w="55"/>
+              <w:right w:type="dxa" w:w="90"/>
+            </w:tcMar>
+          </w:tcPr>
+          <w:p>
+            <w:pPr>
+              <w:spacing w:after="0" w:line="240"/>
+            </w:pPr>
+            <w:r>
+              <w:rPr>
+                <w:b w:val="false"/>
+                <w:bCs w:val="false"/>
+                <w:i w:val="false"/>
+                <w:iCs w:val="false"/>
+              </w:rPr>
+              <w:t xml:space="preserve">T</w:t>
+            </w:r>
+          </w:p>
+        </w:tc>
+        <w:tc>
+          <w:tcPr>
+            <w:tcW w:type="dxa" w:w="6210"/>
+            <w:tcMar>
+              <w:top w:type="dxa" w:w="55"/>
+              <w:left w:type="dxa" w:w="90"/>
+              <w:bottom w:type="dxa" w:w="55"/>
+              <w:right w:type="dxa" w:w="90"/>
+            </w:tcMar>
+          </w:tcPr>
+          <w:p>
+            <w:pPr>
+              <w:spacing w:after="0" w:line="240"/>
+            </w:pPr>
+            <w:r>
+              <w:rPr>
+                <w:b w:val="false"/>
+                <w:bCs w:val="false"/>
+                <w:i w:val="false"/>
+                <w:iCs w:val="false"/>
+              </w:rPr>
+              <w:t xml:space="preserve">The mission status panel SHALL render objectives in the order declared by the package, showing state, brief text for </w:t>
+            </w:r>
+            <w:r>
+              <w:rPr>
+                <w:rFonts w:ascii="Consolas" w:cs="Consolas" w:eastAsia="Consolas" w:hAnsi="Consolas"/>
+                <w:b w:val="false"/>
+                <w:bCs w:val="false"/>
+                <w:i w:val="false"/>
+                <w:iCs w:val="false"/>
+                <w:sz w:val="19"/>
+                <w:szCs w:val="19"/>
+                <w:shd w:fill="F2F2F2" w:val="clear"/>
+              </w:rPr>
+              <w:t xml:space="preserve">active</w:t>
+            </w:r>
+            <w:r>
+              <w:rPr>
+                <w:b w:val="false"/>
+                <w:bCs w:val="false"/>
+                <w:i w:val="false"/>
+                <w:iCs w:val="false"/>
+              </w:rPr>
+              <w:t xml:space="preserve"> and </w:t>
+            </w:r>
+            <w:r>
+              <w:rPr>
+                <w:rFonts w:ascii="Consolas" w:cs="Consolas" w:eastAsia="Consolas" w:hAnsi="Consolas"/>
+                <w:b w:val="false"/>
+                <w:bCs w:val="false"/>
+                <w:i w:val="false"/>
+                <w:iCs w:val="false"/>
+                <w:sz w:val="19"/>
+                <w:szCs w:val="19"/>
+                <w:shd w:fill="F2F2F2" w:val="clear"/>
+              </w:rPr>
+              <w:t xml:space="preserve">complete</w:t>
+            </w:r>
+            <w:r>
+              <w:rPr>
+                <w:b w:val="false"/>
+                <w:bCs w:val="false"/>
+                <w:i w:val="false"/>
+                <w:iCs w:val="false"/>
+              </w:rPr>
+              <w:t xml:space="preserve"> objectives, current partial diagnostic text, and revealed hints — and SHALL reveal neither brief nor hints for a </w:t>
+            </w:r>
+            <w:r>
+              <w:rPr>
+                <w:rFonts w:ascii="Consolas" w:cs="Consolas" w:eastAsia="Consolas" w:hAnsi="Consolas"/>
+                <w:b w:val="false"/>
+                <w:bCs w:val="false"/>
+                <w:i w:val="false"/>
+                <w:iCs w:val="false"/>
+                <w:sz w:val="19"/>
+                <w:szCs w:val="19"/>
+                <w:shd w:fill="F2F2F2" w:val="clear"/>
+              </w:rPr>
+              <w:t xml:space="preserve">locked</w:t>
+            </w:r>
+            <w:r>
+              <w:rPr>
+                <w:b w:val="false"/>
+                <w:bCs w:val="false"/>
+                <w:i w:val="false"/>
+                <w:iCs w:val="false"/>
+              </w:rPr>
+              <w:t xml:space="preserve"> objective.</w:t>
+            </w:r>
+          </w:p>
+        </w:tc>
+        <w:tc>
+          <w:tcPr>
+            <w:tcW w:type="dxa" w:w="1050"/>
+            <w:tcMar>
+              <w:top w:type="dxa" w:w="55"/>
+              <w:left w:type="dxa" w:w="90"/>
+              <w:bottom w:type="dxa" w:w="55"/>
+              <w:right w:type="dxa" w:w="90"/>
+            </w:tcMar>
+          </w:tcPr>
+          <w:p>
+            <w:pPr>
+              <w:spacing w:after="0" w:line="240"/>
+            </w:pPr>
+            <w:r>
+              <w:rPr>
+                <w:b w:val="false"/>
+                <w:bCs w:val="false"/>
+                <w:i w:val="false"/>
+                <w:iCs w:val="false"/>
+              </w:rPr>
+              <w:t xml:space="preserve">D</w:t>
+            </w:r>
+          </w:p>
+        </w:tc>
+      </w:tr>
+    </w:tbl>
+    <w:p>
+      <w:pPr>
+        <w:spacing w:after="120"/>
+      </w:pPr>
+    </w:p>
+    <w:p>
+      <w:pPr>
+        <w:spacing w:after="130" w:line="270"/>
+      </w:pPr>
+      <w:r>
+        <w:rPr>
+          <w:b/>
+          <w:bCs/>
+          <w:i w:val="false"/>
+          <w:iCs w:val="false"/>
+        </w:rPr>
+        <w:t xml:space="preserve">Ground-station link visualization</w:t>
+      </w:r>
+    </w:p>
+    <w:tbl>
+      <w:tblPr>
+        <w:tblW w:type="dxa" w:w="9360"/>
+        <w:tblBorders>
+          <w:top w:val="single" w:color="auto" w:sz="4"/>
+          <w:left w:val="single" w:color="auto" w:sz="4"/>
+          <w:bottom w:val="single" w:color="auto" w:sz="4"/>
+          <w:right w:val="single" w:color="auto" w:sz="4"/>
+          <w:insideH w:val="single" w:color="auto" w:sz="4"/>
+          <w:insideV w:val="single" w:color="auto" w:sz="4"/>
+        </w:tblBorders>
+      </w:tblPr>
+      <w:tblGrid>
+        <w:gridCol w:w="1050"/>
+        <w:gridCol w:w="1050"/>
+        <w:gridCol w:w="6210"/>
+        <w:gridCol w:w="1050"/>
+      </w:tblGrid>
+      <w:tr>
+        <w:trPr>
+          <w:tblHeader/>
+        </w:trPr>
+        <w:tc>
+          <w:tcPr>
+            <w:tcW w:type="dxa" w:w="1050"/>
+            <w:shd w:fill="D9E2F3" w:val="clear"/>
+            <w:tcMar>
+              <w:top w:type="dxa" w:w="55"/>
+              <w:left w:type="dxa" w:w="90"/>
+              <w:bottom w:type="dxa" w:w="55"/>
+              <w:right w:type="dxa" w:w="90"/>
+            </w:tcMar>
+          </w:tcPr>
+          <w:p>
+            <w:pPr>
+              <w:spacing w:after="0" w:line="240"/>
+            </w:pPr>
+            <w:r>
+              <w:rPr>
+                <w:b/>
+                <w:bCs/>
+                <w:sz w:val="19"/>
+                <w:szCs w:val="19"/>
+              </w:rPr>
+              <w:t xml:space="preserve">ID</w:t>
+            </w:r>
+          </w:p>
+        </w:tc>
+        <w:tc>
+          <w:tcPr>
+            <w:tcW w:type="dxa" w:w="1050"/>
+            <w:shd w:fill="D9E2F3" w:val="clear"/>
+            <w:tcMar>
+              <w:top w:type="dxa" w:w="55"/>
+              <w:left w:type="dxa" w:w="90"/>
+              <w:bottom w:type="dxa" w:w="55"/>
+              <w:right w:type="dxa" w:w="90"/>
+            </w:tcMar>
+          </w:tcPr>
+          <w:p>
+            <w:pPr>
+              <w:spacing w:after="0" w:line="240"/>
+            </w:pPr>
+            <w:r>
+              <w:rPr>
+                <w:b/>
+                <w:bCs/>
+                <w:sz w:val="19"/>
+                <w:szCs w:val="19"/>
+              </w:rPr>
+              <w:t xml:space="preserve">Pri</w:t>
+            </w:r>
+          </w:p>
+        </w:tc>
+        <w:tc>
+          <w:tcPr>
+            <w:tcW w:type="dxa" w:w="6210"/>
+            <w:shd w:fill="D9E2F3" w:val="clear"/>
+            <w:tcMar>
+              <w:top w:type="dxa" w:w="55"/>
+              <w:left w:type="dxa" w:w="90"/>
+              <w:bottom w:type="dxa" w:w="55"/>
+              <w:right w:type="dxa" w:w="90"/>
+            </w:tcMar>
+          </w:tcPr>
+          <w:p>
+            <w:pPr>
+              <w:spacing w:after="0" w:line="240"/>
+            </w:pPr>
+            <w:r>
+              <w:rPr>
+                <w:b/>
+                <w:bCs/>
+                <w:sz w:val="19"/>
+                <w:szCs w:val="19"/>
+              </w:rPr>
+              <w:t xml:space="preserve">Requirement</w:t>
+            </w:r>
+          </w:p>
+        </w:tc>
+        <w:tc>
+          <w:tcPr>
+            <w:tcW w:type="dxa" w:w="1050"/>
+            <w:shd w:fill="D9E2F3" w:val="clear"/>
+            <w:tcMar>
+              <w:top w:type="dxa" w:w="55"/>
+              <w:left w:type="dxa" w:w="90"/>
+              <w:bottom w:type="dxa" w:w="55"/>
+              <w:right w:type="dxa" w:w="90"/>
+            </w:tcMar>
+          </w:tcPr>
+          <w:p>
+            <w:pPr>
+              <w:spacing w:after="0" w:line="240"/>
+            </w:pPr>
+            <w:r>
+              <w:rPr>
+                <w:b/>
+                <w:bCs/>
+                <w:sz w:val="19"/>
+                <w:szCs w:val="19"/>
+              </w:rPr>
+              <w:t xml:space="preserve">Verify</w:t>
+            </w:r>
+          </w:p>
+        </w:tc>
+      </w:tr>
+      <w:tr>
+        <w:tc>
+          <w:tcPr>
+            <w:tcW w:type="dxa" w:w="1050"/>
+            <w:tcMar>
+              <w:top w:type="dxa" w:w="55"/>
+              <w:left w:type="dxa" w:w="90"/>
+              <w:bottom w:type="dxa" w:w="55"/>
+              <w:right w:type="dxa" w:w="90"/>
+            </w:tcMar>
+          </w:tcPr>
+          <w:p>
+            <w:pPr>
+              <w:spacing w:after="0" w:line="240"/>
+            </w:pPr>
+            <w:r>
+              <w:rPr>
+                <w:b w:val="false"/>
+                <w:bCs w:val="false"/>
+                <w:i w:val="false"/>
+                <w:iCs w:val="false"/>
+              </w:rPr>
+              <w:t xml:space="preserve">R25.8</w:t>
+            </w:r>
+          </w:p>
+        </w:tc>
+        <w:tc>
+          <w:tcPr>
+            <w:tcW w:type="dxa" w:w="1050"/>
+            <w:tcMar>
+              <w:top w:type="dxa" w:w="55"/>
+              <w:left w:type="dxa" w:w="90"/>
+              <w:bottom w:type="dxa" w:w="55"/>
+              <w:right w:type="dxa" w:w="90"/>
+            </w:tcMar>
+          </w:tcPr>
+          <w:p>
+            <w:pPr>
+              <w:spacing w:after="0" w:line="240"/>
+            </w:pPr>
+            <w:r>
+              <w:rPr>
+                <w:b w:val="false"/>
+                <w:bCs w:val="false"/>
+                <w:i w:val="false"/>
+                <w:iCs w:val="false"/>
+              </w:rPr>
+              <w:t xml:space="preserve">T</w:t>
+            </w:r>
+          </w:p>
+        </w:tc>
+        <w:tc>
+          <w:tcPr>
+            <w:tcW w:type="dxa" w:w="6210"/>
+            <w:tcMar>
+              <w:top w:type="dxa" w:w="55"/>
+              <w:left w:type="dxa" w:w="90"/>
+              <w:bottom w:type="dxa" w:w="55"/>
+              <w:right w:type="dxa" w:w="90"/>
+            </w:tcMar>
+          </w:tcPr>
+          <w:p>
+            <w:pPr>
+              <w:spacing w:after="0" w:line="240"/>
+            </w:pPr>
+            <w:r>
+              <w:rPr>
+                <w:b w:val="false"/>
+                <w:bCs w:val="false"/>
+                <w:i w:val="false"/>
+                <w:iCs w:val="false"/>
+              </w:rPr>
+              <w:t xml:space="preserve">The link panel SHALL identify the Deep Space Network complex currently holding the link, name the specific antenna carrying it, and animate signal activity distinctly for downlink reception and for an uplink in flight.</w:t>
+            </w:r>
+          </w:p>
+        </w:tc>
+        <w:tc>
+          <w:tcPr>
+            <w:tcW w:type="dxa" w:w="1050"/>
+            <w:tcMar>
+              <w:top w:type="dxa" w:w="55"/>
+              <w:left w:type="dxa" w:w="90"/>
+              <w:bottom w:type="dxa" w:w="55"/>
+              <w:right w:type="dxa" w:w="90"/>
+            </w:tcMar>
+          </w:tcPr>
+          <w:p>
+            <w:pPr>
+              <w:spacing w:after="0" w:line="240"/>
+            </w:pPr>
+            <w:r>
+              <w:rPr>
+                <w:b w:val="false"/>
+                <w:bCs w:val="false"/>
+                <w:i w:val="false"/>
+                <w:iCs w:val="false"/>
+              </w:rPr>
+              <w:t xml:space="preserve">D</w:t>
+            </w:r>
+          </w:p>
+        </w:tc>
+      </w:tr>
+      <w:tr>
+        <w:tc>
+          <w:tcPr>
+            <w:tcW w:type="dxa" w:w="1050"/>
+            <w:tcMar>
+              <w:top w:type="dxa" w:w="55"/>
+              <w:left w:type="dxa" w:w="90"/>
+              <w:bottom w:type="dxa" w:w="55"/>
+              <w:right w:type="dxa" w:w="90"/>
+            </w:tcMar>
+          </w:tcPr>
+          <w:p>
+            <w:pPr>
+              <w:spacing w:after="0" w:line="240"/>
+            </w:pPr>
+            <w:r>
+              <w:rPr>
+                <w:b w:val="false"/>
+                <w:bCs w:val="false"/>
+                <w:i w:val="false"/>
+                <w:iCs w:val="false"/>
+              </w:rPr>
+              <w:t xml:space="preserve">R25.9</w:t>
+            </w:r>
+          </w:p>
+        </w:tc>
+        <w:tc>
+          <w:tcPr>
+            <w:tcW w:type="dxa" w:w="1050"/>
+            <w:tcMar>
+              <w:top w:type="dxa" w:w="55"/>
+              <w:left w:type="dxa" w:w="90"/>
+              <w:bottom w:type="dxa" w:w="55"/>
+              <w:right w:type="dxa" w:w="90"/>
+            </w:tcMar>
+          </w:tcPr>
+          <w:p>
+            <w:pPr>
+              <w:spacing w:after="0" w:line="240"/>
+            </w:pPr>
+            <w:r>
+              <w:rPr>
+                <w:b w:val="false"/>
+                <w:bCs w:val="false"/>
+                <w:i w:val="false"/>
+                <w:iCs w:val="false"/>
+              </w:rPr>
+              <w:t xml:space="preserve">T</w:t>
+            </w:r>
+          </w:p>
+        </w:tc>
+        <w:tc>
+          <w:tcPr>
+            <w:tcW w:type="dxa" w:w="6210"/>
+            <w:tcMar>
+              <w:top w:type="dxa" w:w="55"/>
+              <w:left w:type="dxa" w:w="90"/>
+              <w:bottom w:type="dxa" w:w="55"/>
+              <w:right w:type="dxa" w:w="90"/>
+            </w:tcMar>
+          </w:tcPr>
+          <w:p>
+            <w:pPr>
+              <w:spacing w:after="0" w:line="240"/>
+            </w:pPr>
+            <w:r>
+              <w:rPr>
+                <w:b w:val="false"/>
+                <w:bCs w:val="false"/>
+                <w:i w:val="false"/>
+                <w:iCs w:val="false"/>
+              </w:rPr>
+              <w:t xml:space="preserve">The complex in contact SHALL be derived from probe uptime unless the scenario pins one, so that a replayed session displays the same station sequence as the original.</w:t>
+            </w:r>
+          </w:p>
+        </w:tc>
+        <w:tc>
+          <w:tcPr>
+            <w:tcW w:type="dxa" w:w="1050"/>
+            <w:tcMar>
+              <w:top w:type="dxa" w:w="55"/>
+              <w:left w:type="dxa" w:w="90"/>
+              <w:bottom w:type="dxa" w:w="55"/>
+              <w:right w:type="dxa" w:w="90"/>
+            </w:tcMar>
+          </w:tcPr>
+          <w:p>
+            <w:pPr>
+              <w:spacing w:after="0" w:line="240"/>
+            </w:pPr>
+            <w:r>
+              <w:rPr>
+                <w:b w:val="false"/>
+                <w:bCs w:val="false"/>
+                <w:i w:val="false"/>
+                <w:iCs w:val="false"/>
+              </w:rPr>
+              <w:t xml:space="preserve">T</w:t>
+            </w:r>
+          </w:p>
+        </w:tc>
+      </w:tr>
+      <w:tr>
+        <w:tc>
+          <w:tcPr>
+            <w:tcW w:type="dxa" w:w="1050"/>
+            <w:tcMar>
+              <w:top w:type="dxa" w:w="55"/>
+              <w:left w:type="dxa" w:w="90"/>
+              <w:bottom w:type="dxa" w:w="55"/>
+              <w:right w:type="dxa" w:w="90"/>
+            </w:tcMar>
+          </w:tcPr>
+          <w:p>
+            <w:pPr>
+              <w:spacing w:after="0" w:line="240"/>
+            </w:pPr>
+            <w:r>
+              <w:rPr>
+                <w:b w:val="false"/>
+                <w:bCs w:val="false"/>
+                <w:i w:val="false"/>
+                <w:iCs w:val="false"/>
+              </w:rPr>
+              <w:t xml:space="preserve">R25.10</w:t>
+            </w:r>
+          </w:p>
+        </w:tc>
+        <w:tc>
+          <w:tcPr>
+            <w:tcW w:type="dxa" w:w="1050"/>
+            <w:tcMar>
+              <w:top w:type="dxa" w:w="55"/>
+              <w:left w:type="dxa" w:w="90"/>
+              <w:bottom w:type="dxa" w:w="55"/>
+              <w:right w:type="dxa" w:w="90"/>
+            </w:tcMar>
+          </w:tcPr>
+          <w:p>
+            <w:pPr>
+              <w:spacing w:after="0" w:line="240"/>
+            </w:pPr>
+            <w:r>
+              <w:rPr>
+                <w:b w:val="false"/>
+                <w:bCs w:val="false"/>
+                <w:i w:val="false"/>
+                <w:iCs w:val="false"/>
+              </w:rPr>
+              <w:t xml:space="preserve">T</w:t>
+            </w:r>
+          </w:p>
+        </w:tc>
+        <w:tc>
+          <w:tcPr>
+            <w:tcW w:type="dxa" w:w="6210"/>
+            <w:tcMar>
+              <w:top w:type="dxa" w:w="55"/>
+              <w:left w:type="dxa" w:w="90"/>
+              <w:bottom w:type="dxa" w:w="55"/>
+              <w:right w:type="dxa" w:w="90"/>
+            </w:tcMar>
+          </w:tcPr>
+          <w:p>
+            <w:pPr>
+              <w:spacing w:after="0" w:line="240"/>
+            </w:pPr>
+            <w:r>
+              <w:rPr>
+                <w:b w:val="false"/>
+                <w:bCs w:val="false"/>
+                <w:i w:val="false"/>
+                <w:iCs w:val="false"/>
+              </w:rPr>
+              <w:t xml:space="preserve">The link panel SHALL display the one-way transmission delay in force and the spacecraft antenna in use, and SHALL indicate loss of link within one telemetry period of the probe ceasing to transmit.</w:t>
+            </w:r>
+          </w:p>
+        </w:tc>
+        <w:tc>
+          <w:tcPr>
+            <w:tcW w:type="dxa" w:w="1050"/>
+            <w:tcMar>
+              <w:top w:type="dxa" w:w="55"/>
+              <w:left w:type="dxa" w:w="90"/>
+              <w:bottom w:type="dxa" w:w="55"/>
+              <w:right w:type="dxa" w:w="90"/>
+            </w:tcMar>
+          </w:tcPr>
+          <w:p>
+            <w:pPr>
+              <w:spacing w:after="0" w:line="240"/>
+            </w:pPr>
+            <w:r>
+              <w:rPr>
+                <w:b w:val="false"/>
+                <w:bCs w:val="false"/>
+                <w:i w:val="false"/>
+                <w:iCs w:val="false"/>
+              </w:rPr>
+              <w:t xml:space="preserve">D</w:t>
+            </w:r>
+          </w:p>
+        </w:tc>
+      </w:tr>
+      <w:tr>
+        <w:tc>
+          <w:tcPr>
+            <w:tcW w:type="dxa" w:w="1050"/>
+            <w:tcMar>
+              <w:top w:type="dxa" w:w="55"/>
+              <w:left w:type="dxa" w:w="90"/>
+              <w:bottom w:type="dxa" w:w="55"/>
+              <w:right w:type="dxa" w:w="90"/>
+            </w:tcMar>
+          </w:tcPr>
+          <w:p>
+            <w:pPr>
+              <w:spacing w:after="0" w:line="240"/>
+            </w:pPr>
+            <w:r>
+              <w:rPr>
+                <w:b w:val="false"/>
+                <w:bCs w:val="false"/>
+                <w:i w:val="false"/>
+                <w:iCs w:val="false"/>
+              </w:rPr>
+              <w:t xml:space="preserve">R25.11</w:t>
+            </w:r>
+          </w:p>
+        </w:tc>
+        <w:tc>
+          <w:tcPr>
+            <w:tcW w:type="dxa" w:w="1050"/>
+            <w:tcMar>
+              <w:top w:type="dxa" w:w="55"/>
+              <w:left w:type="dxa" w:w="90"/>
+              <w:bottom w:type="dxa" w:w="55"/>
+              <w:right w:type="dxa" w:w="90"/>
+            </w:tcMar>
+          </w:tcPr>
+          <w:p>
+            <w:pPr>
+              <w:spacing w:after="0" w:line="240"/>
+            </w:pPr>
+            <w:r>
+              <w:rPr>
+                <w:b w:val="false"/>
+                <w:bCs w:val="false"/>
+                <w:i w:val="false"/>
+                <w:iCs w:val="false"/>
+              </w:rPr>
+              <w:t xml:space="preserve">O</w:t>
+            </w:r>
+          </w:p>
+        </w:tc>
+        <w:tc>
+          <w:tcPr>
+            <w:tcW w:type="dxa" w:w="6210"/>
+            <w:tcMar>
+              <w:top w:type="dxa" w:w="55"/>
+              <w:left w:type="dxa" w:w="90"/>
+              <w:bottom w:type="dxa" w:w="55"/>
+              <w:right w:type="dxa" w:w="90"/>
+            </w:tcMar>
+          </w:tcPr>
+          <w:p>
+            <w:pPr>
+              <w:spacing w:after="0" w:line="240"/>
+            </w:pPr>
+            <w:r>
+              <w:rPr>
+                <w:b w:val="false"/>
+                <w:bCs w:val="false"/>
+                <w:i w:val="false"/>
+                <w:iCs w:val="false"/>
+              </w:rPr>
+              <w:t xml:space="preserve">Antenna selection within a complex SHALL reflect the spacecraft antenna in use, a larger aperture being shown for the high-gain link than for the low-gain link.</w:t>
+            </w:r>
+          </w:p>
+        </w:tc>
+        <w:tc>
+          <w:tcPr>
+            <w:tcW w:type="dxa" w:w="1050"/>
+            <w:tcMar>
+              <w:top w:type="dxa" w:w="55"/>
+              <w:left w:type="dxa" w:w="90"/>
+              <w:bottom w:type="dxa" w:w="55"/>
+              <w:right w:type="dxa" w:w="90"/>
+            </w:tcMar>
+          </w:tcPr>
+          <w:p>
+            <w:pPr>
+              <w:spacing w:after="0" w:line="240"/>
+            </w:pPr>
+            <w:r>
+              <w:rPr>
+                <w:b w:val="false"/>
+                <w:bCs w:val="false"/>
+                <w:i w:val="false"/>
+                <w:iCs w:val="false"/>
+              </w:rPr>
+              <w:t xml:space="preserve">D</w:t>
+            </w:r>
+          </w:p>
+        </w:tc>
+      </w:tr>
+    </w:tbl>
+    <w:p>
+      <w:pPr>
+        <w:spacing w:after="120"/>
+      </w:pPr>
+    </w:p>
+    <w:p>
+      <w:pPr>
+        <w:spacing w:after="130" w:line="270"/>
+      </w:pPr>
+      <w:r>
+        <w:rPr>
+          <w:b/>
+          <w:bCs/>
+          <w:i w:val="false"/>
+          <w:iCs w:val="false"/>
+        </w:rPr>
+        <w:t xml:space="preserve">Session lifecycle</w:t>
+      </w:r>
+    </w:p>
+    <w:tbl>
+      <w:tblPr>
+        <w:tblW w:type="dxa" w:w="9360"/>
+        <w:tblBorders>
+          <w:top w:val="single" w:color="auto" w:sz="4"/>
+          <w:left w:val="single" w:color="auto" w:sz="4"/>
+          <w:bottom w:val="single" w:color="auto" w:sz="4"/>
+          <w:right w:val="single" w:color="auto" w:sz="4"/>
+          <w:insideH w:val="single" w:color="auto" w:sz="4"/>
+          <w:insideV w:val="single" w:color="auto" w:sz="4"/>
+        </w:tblBorders>
+      </w:tblPr>
+      <w:tblGrid>
+        <w:gridCol w:w="1050"/>
+        <w:gridCol w:w="1050"/>
+        <w:gridCol w:w="6210"/>
+        <w:gridCol w:w="1050"/>
+      </w:tblGrid>
+      <w:tr>
+        <w:trPr>
+          <w:tblHeader/>
+        </w:trPr>
+        <w:tc>
+          <w:tcPr>
+            <w:tcW w:type="dxa" w:w="1050"/>
+            <w:shd w:fill="D9E2F3" w:val="clear"/>
+            <w:tcMar>
+              <w:top w:type="dxa" w:w="55"/>
+              <w:left w:type="dxa" w:w="90"/>
+              <w:bottom w:type="dxa" w:w="55"/>
+              <w:right w:type="dxa" w:w="90"/>
+            </w:tcMar>
+          </w:tcPr>
+          <w:p>
+            <w:pPr>
+              <w:spacing w:after="0" w:line="240"/>
+            </w:pPr>
+            <w:r>
+              <w:rPr>
+                <w:b/>
+                <w:bCs/>
+                <w:sz w:val="19"/>
+                <w:szCs w:val="19"/>
+              </w:rPr>
+              <w:t xml:space="preserve">ID</w:t>
+            </w:r>
+          </w:p>
+        </w:tc>
+        <w:tc>
+          <w:tcPr>
+            <w:tcW w:type="dxa" w:w="1050"/>
+            <w:shd w:fill="D9E2F3" w:val="clear"/>
+            <w:tcMar>
+              <w:top w:type="dxa" w:w="55"/>
+              <w:left w:type="dxa" w:w="90"/>
+              <w:bottom w:type="dxa" w:w="55"/>
+              <w:right w:type="dxa" w:w="90"/>
+            </w:tcMar>
+          </w:tcPr>
+          <w:p>
+            <w:pPr>
+              <w:spacing w:after="0" w:line="240"/>
+            </w:pPr>
+            <w:r>
+              <w:rPr>
+                <w:b/>
+                <w:bCs/>
+                <w:sz w:val="19"/>
+                <w:szCs w:val="19"/>
+              </w:rPr>
+              <w:t xml:space="preserve">Pri</w:t>
+            </w:r>
+          </w:p>
+        </w:tc>
+        <w:tc>
+          <w:tcPr>
+            <w:tcW w:type="dxa" w:w="6210"/>
+            <w:shd w:fill="D9E2F3" w:val="clear"/>
+            <w:tcMar>
+              <w:top w:type="dxa" w:w="55"/>
+              <w:left w:type="dxa" w:w="90"/>
+              <w:bottom w:type="dxa" w:w="55"/>
+              <w:right w:type="dxa" w:w="90"/>
+            </w:tcMar>
+          </w:tcPr>
+          <w:p>
+            <w:pPr>
+              <w:spacing w:after="0" w:line="240"/>
+            </w:pPr>
+            <w:r>
+              <w:rPr>
+                <w:b/>
+                <w:bCs/>
+                <w:sz w:val="19"/>
+                <w:szCs w:val="19"/>
+              </w:rPr>
+              <w:t xml:space="preserve">Requirement</w:t>
+            </w:r>
+          </w:p>
+        </w:tc>
+        <w:tc>
+          <w:tcPr>
+            <w:tcW w:type="dxa" w:w="1050"/>
+            <w:shd w:fill="D9E2F3" w:val="clear"/>
+            <w:tcMar>
+              <w:top w:type="dxa" w:w="55"/>
+              <w:left w:type="dxa" w:w="90"/>
+              <w:bottom w:type="dxa" w:w="55"/>
+              <w:right w:type="dxa" w:w="90"/>
+            </w:tcMar>
+          </w:tcPr>
+          <w:p>
+            <w:pPr>
+              <w:spacing w:after="0" w:line="240"/>
+            </w:pPr>
+            <w:r>
+              <w:rPr>
+                <w:b/>
+                <w:bCs/>
+                <w:sz w:val="19"/>
+                <w:szCs w:val="19"/>
+              </w:rPr>
+              <w:t xml:space="preserve">Verify</w:t>
+            </w:r>
+          </w:p>
+        </w:tc>
+      </w:tr>
+      <w:tr>
+        <w:tc>
+          <w:tcPr>
+            <w:tcW w:type="dxa" w:w="1050"/>
+            <w:tcMar>
+              <w:top w:type="dxa" w:w="55"/>
+              <w:left w:type="dxa" w:w="90"/>
+              <w:bottom w:type="dxa" w:w="55"/>
+              <w:right w:type="dxa" w:w="90"/>
+            </w:tcMar>
+          </w:tcPr>
+          <w:p>
+            <w:pPr>
+              <w:spacing w:after="0" w:line="240"/>
+            </w:pPr>
+            <w:r>
+              <w:rPr>
+                <w:b w:val="false"/>
+                <w:bCs w:val="false"/>
+                <w:i w:val="false"/>
+                <w:iCs w:val="false"/>
+              </w:rPr>
+              <w:t xml:space="preserve">R26.1</w:t>
+            </w:r>
+          </w:p>
+        </w:tc>
+        <w:tc>
+          <w:tcPr>
+            <w:tcW w:type="dxa" w:w="1050"/>
+            <w:tcMar>
+              <w:top w:type="dxa" w:w="55"/>
+              <w:left w:type="dxa" w:w="90"/>
+              <w:bottom w:type="dxa" w:w="55"/>
+              <w:right w:type="dxa" w:w="90"/>
+            </w:tcMar>
+          </w:tcPr>
+          <w:p>
+            <w:pPr>
+              <w:spacing w:after="0" w:line="240"/>
+            </w:pPr>
+            <w:r>
+              <w:rPr>
+                <w:b w:val="false"/>
+                <w:bCs w:val="false"/>
+                <w:i w:val="false"/>
+                <w:iCs w:val="false"/>
+              </w:rPr>
+              <w:t xml:space="preserve">T</w:t>
+            </w:r>
+          </w:p>
+        </w:tc>
+        <w:tc>
+          <w:tcPr>
+            <w:tcW w:type="dxa" w:w="6210"/>
+            <w:tcMar>
+              <w:top w:type="dxa" w:w="55"/>
+              <w:left w:type="dxa" w:w="90"/>
+              <w:bottom w:type="dxa" w:w="55"/>
+              <w:right w:type="dxa" w:w="90"/>
+            </w:tcMar>
+          </w:tcPr>
+          <w:p>
+            <w:pPr>
+              <w:spacing w:after="0" w:line="240"/>
+            </w:pPr>
+            <w:r>
+              <w:rPr>
+                <w:b w:val="false"/>
+                <w:bCs w:val="false"/>
+                <w:i w:val="false"/>
+                <w:iCs w:val="false"/>
+              </w:rPr>
+              <w:t xml:space="preserve">The console SHALL provide a menu offering, at minimum: start a scenario, abort the running scenario, save the session, load a saved session, and exit.</w:t>
+            </w:r>
+          </w:p>
+        </w:tc>
+        <w:tc>
+          <w:tcPr>
+            <w:tcW w:type="dxa" w:w="1050"/>
+            <w:tcMar>
+              <w:top w:type="dxa" w:w="55"/>
+              <w:left w:type="dxa" w:w="90"/>
+              <w:bottom w:type="dxa" w:w="55"/>
+              <w:right w:type="dxa" w:w="90"/>
+            </w:tcMar>
+          </w:tcPr>
+          <w:p>
+            <w:pPr>
+              <w:spacing w:after="0" w:line="240"/>
+            </w:pPr>
+            <w:r>
+              <w:rPr>
+                <w:b w:val="false"/>
+                <w:bCs w:val="false"/>
+                <w:i w:val="false"/>
+                <w:iCs w:val="false"/>
+              </w:rPr>
+              <w:t xml:space="preserve">D</w:t>
+            </w:r>
+          </w:p>
+        </w:tc>
+      </w:tr>
+      <w:tr>
+        <w:tc>
+          <w:tcPr>
+            <w:tcW w:type="dxa" w:w="1050"/>
+            <w:tcMar>
+              <w:top w:type="dxa" w:w="55"/>
+              <w:left w:type="dxa" w:w="90"/>
+              <w:bottom w:type="dxa" w:w="55"/>
+              <w:right w:type="dxa" w:w="90"/>
+            </w:tcMar>
+          </w:tcPr>
+          <w:p>
+            <w:pPr>
+              <w:spacing w:after="0" w:line="240"/>
+            </w:pPr>
+            <w:r>
+              <w:rPr>
+                <w:b w:val="false"/>
+                <w:bCs w:val="false"/>
+                <w:i w:val="false"/>
+                <w:iCs w:val="false"/>
+              </w:rPr>
+              <w:t xml:space="preserve">R26.2</w:t>
+            </w:r>
+          </w:p>
+        </w:tc>
+        <w:tc>
+          <w:tcPr>
+            <w:tcW w:type="dxa" w:w="1050"/>
+            <w:tcMar>
+              <w:top w:type="dxa" w:w="55"/>
+              <w:left w:type="dxa" w:w="90"/>
+              <w:bottom w:type="dxa" w:w="55"/>
+              <w:right w:type="dxa" w:w="90"/>
+            </w:tcMar>
+          </w:tcPr>
+          <w:p>
+            <w:pPr>
+              <w:spacing w:after="0" w:line="240"/>
+            </w:pPr>
+            <w:r>
+              <w:rPr>
+                <w:b w:val="false"/>
+                <w:bCs w:val="false"/>
+                <w:i w:val="false"/>
+                <w:iCs w:val="false"/>
+              </w:rPr>
+              <w:t xml:space="preserve">T</w:t>
+            </w:r>
+          </w:p>
+        </w:tc>
+        <w:tc>
+          <w:tcPr>
+            <w:tcW w:type="dxa" w:w="6210"/>
+            <w:tcMar>
+              <w:top w:type="dxa" w:w="55"/>
+              <w:left w:type="dxa" w:w="90"/>
+              <w:bottom w:type="dxa" w:w="55"/>
+              <w:right w:type="dxa" w:w="90"/>
+            </w:tcMar>
+          </w:tcPr>
+          <w:p>
+            <w:pPr>
+              <w:spacing w:after="0" w:line="240"/>
+            </w:pPr>
+            <w:r>
+              <w:rPr>
+                <w:b w:val="false"/>
+                <w:bCs w:val="false"/>
+                <w:i w:val="false"/>
+                <w:iCs w:val="false"/>
+              </w:rPr>
+              <w:t xml:space="preserve">Starting a scenario while one is running SHALL require an explicit confirmation, and SHALL abort the running session before the new one begins.</w:t>
+            </w:r>
+          </w:p>
+        </w:tc>
+        <w:tc>
+          <w:tcPr>
+            <w:tcW w:type="dxa" w:w="1050"/>
+            <w:tcMar>
+              <w:top w:type="dxa" w:w="55"/>
+              <w:left w:type="dxa" w:w="90"/>
+              <w:bottom w:type="dxa" w:w="55"/>
+              <w:right w:type="dxa" w:w="90"/>
+            </w:tcMar>
+          </w:tcPr>
+          <w:p>
+            <w:pPr>
+              <w:spacing w:after="0" w:line="240"/>
+            </w:pPr>
+            <w:r>
+              <w:rPr>
+                <w:b w:val="false"/>
+                <w:bCs w:val="false"/>
+                <w:i w:val="false"/>
+                <w:iCs w:val="false"/>
+              </w:rPr>
+              <w:t xml:space="preserve">D</w:t>
+            </w:r>
+          </w:p>
+        </w:tc>
+      </w:tr>
+      <w:tr>
+        <w:tc>
+          <w:tcPr>
+            <w:tcW w:type="dxa" w:w="1050"/>
+            <w:tcMar>
+              <w:top w:type="dxa" w:w="55"/>
+              <w:left w:type="dxa" w:w="90"/>
+              <w:bottom w:type="dxa" w:w="55"/>
+              <w:right w:type="dxa" w:w="90"/>
+            </w:tcMar>
+          </w:tcPr>
+          <w:p>
+            <w:pPr>
+              <w:spacing w:after="0" w:line="240"/>
+            </w:pPr>
+            <w:r>
+              <w:rPr>
+                <w:b w:val="false"/>
+                <w:bCs w:val="false"/>
+                <w:i w:val="false"/>
+                <w:iCs w:val="false"/>
+              </w:rPr>
+              <w:t xml:space="preserve">R26.3</w:t>
+            </w:r>
+          </w:p>
+        </w:tc>
+        <w:tc>
+          <w:tcPr>
+            <w:tcW w:type="dxa" w:w="1050"/>
+            <w:tcMar>
+              <w:top w:type="dxa" w:w="55"/>
+              <w:left w:type="dxa" w:w="90"/>
+              <w:bottom w:type="dxa" w:w="55"/>
+              <w:right w:type="dxa" w:w="90"/>
+            </w:tcMar>
+          </w:tcPr>
+          <w:p>
+            <w:pPr>
+              <w:spacing w:after="0" w:line="240"/>
+            </w:pPr>
+            <w:r>
+              <w:rPr>
+                <w:b w:val="false"/>
+                <w:bCs w:val="false"/>
+                <w:i w:val="false"/>
+                <w:iCs w:val="false"/>
+              </w:rPr>
+              <w:t xml:space="preserve">T</w:t>
+            </w:r>
+          </w:p>
+        </w:tc>
+        <w:tc>
+          <w:tcPr>
+            <w:tcW w:type="dxa" w:w="6210"/>
+            <w:tcMar>
+              <w:top w:type="dxa" w:w="55"/>
+              <w:left w:type="dxa" w:w="90"/>
+              <w:bottom w:type="dxa" w:w="55"/>
+              <w:right w:type="dxa" w:w="90"/>
+            </w:tcMar>
+          </w:tcPr>
+          <w:p>
+            <w:pPr>
+              <w:spacing w:after="0" w:line="240"/>
+            </w:pPr>
+            <w:r>
+              <w:rPr>
+                <w:b w:val="false"/>
+                <w:bCs w:val="false"/>
+                <w:i w:val="false"/>
+                <w:iCs w:val="false"/>
+              </w:rPr>
+              <w:t xml:space="preserve">Aborting a running scenario SHALL terminate the probe process and release its ports within 10 s, SHALL preserve the command log in full, and SHALL leave the session resumable.</w:t>
+            </w:r>
+          </w:p>
+        </w:tc>
+        <w:tc>
+          <w:tcPr>
+            <w:tcW w:type="dxa" w:w="1050"/>
+            <w:tcMar>
+              <w:top w:type="dxa" w:w="55"/>
+              <w:left w:type="dxa" w:w="90"/>
+              <w:bottom w:type="dxa" w:w="55"/>
+              <w:right w:type="dxa" w:w="90"/>
+            </w:tcMar>
+          </w:tcPr>
+          <w:p>
+            <w:pPr>
+              <w:spacing w:after="0" w:line="240"/>
+            </w:pPr>
+            <w:r>
+              <w:rPr>
+                <w:b w:val="false"/>
+                <w:bCs w:val="false"/>
+                <w:i w:val="false"/>
+                <w:iCs w:val="false"/>
+              </w:rPr>
+              <w:t xml:space="preserve">T</w:t>
+            </w:r>
+          </w:p>
+        </w:tc>
+      </w:tr>
+      <w:tr>
+        <w:tc>
+          <w:tcPr>
+            <w:tcW w:type="dxa" w:w="1050"/>
+            <w:tcMar>
+              <w:top w:type="dxa" w:w="55"/>
+              <w:left w:type="dxa" w:w="90"/>
+              <w:bottom w:type="dxa" w:w="55"/>
+              <w:right w:type="dxa" w:w="90"/>
+            </w:tcMar>
+          </w:tcPr>
+          <w:p>
+            <w:pPr>
+              <w:spacing w:after="0" w:line="240"/>
+            </w:pPr>
+            <w:r>
+              <w:rPr>
+                <w:b w:val="false"/>
+                <w:bCs w:val="false"/>
+                <w:i w:val="false"/>
+                <w:iCs w:val="false"/>
+              </w:rPr>
+              <w:t xml:space="preserve">R26.4</w:t>
+            </w:r>
+          </w:p>
+        </w:tc>
+        <w:tc>
+          <w:tcPr>
+            <w:tcW w:type="dxa" w:w="1050"/>
+            <w:tcMar>
+              <w:top w:type="dxa" w:w="55"/>
+              <w:left w:type="dxa" w:w="90"/>
+              <w:bottom w:type="dxa" w:w="55"/>
+              <w:right w:type="dxa" w:w="90"/>
+            </w:tcMar>
+          </w:tcPr>
+          <w:p>
+            <w:pPr>
+              <w:spacing w:after="0" w:line="240"/>
+            </w:pPr>
+            <w:r>
+              <w:rPr>
+                <w:b w:val="false"/>
+                <w:bCs w:val="false"/>
+                <w:i w:val="false"/>
+                <w:iCs w:val="false"/>
+              </w:rPr>
+              <w:t xml:space="preserve">T</w:t>
+            </w:r>
+          </w:p>
+        </w:tc>
+        <w:tc>
+          <w:tcPr>
+            <w:tcW w:type="dxa" w:w="6210"/>
+            <w:tcMar>
+              <w:top w:type="dxa" w:w="55"/>
+              <w:left w:type="dxa" w:w="90"/>
+              <w:bottom w:type="dxa" w:w="55"/>
+              <w:right w:type="dxa" w:w="90"/>
+            </w:tcMar>
+          </w:tcPr>
+          <w:p>
+            <w:pPr>
+              <w:spacing w:after="0" w:line="240"/>
+            </w:pPr>
+            <w:r>
+              <w:rPr>
+                <w:b w:val="false"/>
+                <w:bCs w:val="false"/>
+                <w:i w:val="false"/>
+                <w:iCs w:val="false"/>
+              </w:rPr>
+              <w:t xml:space="preserve">Save SHALL write a portable session archive containing the command log, the scenario identifier and revision, and the player profile, and SHALL NOT require the scenario to be stopped.</w:t>
+            </w:r>
+          </w:p>
+        </w:tc>
+        <w:tc>
+          <w:tcPr>
+            <w:tcW w:type="dxa" w:w="1050"/>
+            <w:tcMar>
+              <w:top w:type="dxa" w:w="55"/>
+              <w:left w:type="dxa" w:w="90"/>
+              <w:bottom w:type="dxa" w:w="55"/>
+              <w:right w:type="dxa" w:w="90"/>
+            </w:tcMar>
+          </w:tcPr>
+          <w:p>
+            <w:pPr>
+              <w:spacing w:after="0" w:line="240"/>
+            </w:pPr>
+            <w:r>
+              <w:rPr>
+                <w:b w:val="false"/>
+                <w:bCs w:val="false"/>
+                <w:i w:val="false"/>
+                <w:iCs w:val="false"/>
+              </w:rPr>
+              <w:t xml:space="preserve">T</w:t>
+            </w:r>
+          </w:p>
+        </w:tc>
+      </w:tr>
+      <w:tr>
+        <w:tc>
+          <w:tcPr>
+            <w:tcW w:type="dxa" w:w="1050"/>
+            <w:tcMar>
+              <w:top w:type="dxa" w:w="55"/>
+              <w:left w:type="dxa" w:w="90"/>
+              <w:bottom w:type="dxa" w:w="55"/>
+              <w:right w:type="dxa" w:w="90"/>
+            </w:tcMar>
+          </w:tcPr>
+          <w:p>
+            <w:pPr>
+              <w:spacing w:after="0" w:line="240"/>
+            </w:pPr>
+            <w:r>
+              <w:rPr>
+                <w:b w:val="false"/>
+                <w:bCs w:val="false"/>
+                <w:i w:val="false"/>
+                <w:iCs w:val="false"/>
+              </w:rPr>
+              <w:t xml:space="preserve">R26.5</w:t>
+            </w:r>
+          </w:p>
+        </w:tc>
+        <w:tc>
+          <w:tcPr>
+            <w:tcW w:type="dxa" w:w="1050"/>
+            <w:tcMar>
+              <w:top w:type="dxa" w:w="55"/>
+              <w:left w:type="dxa" w:w="90"/>
+              <w:bottom w:type="dxa" w:w="55"/>
+              <w:right w:type="dxa" w:w="90"/>
+            </w:tcMar>
+          </w:tcPr>
+          <w:p>
+            <w:pPr>
+              <w:spacing w:after="0" w:line="240"/>
+            </w:pPr>
+            <w:r>
+              <w:rPr>
+                <w:b w:val="false"/>
+                <w:bCs w:val="false"/>
+                <w:i w:val="false"/>
+                <w:iCs w:val="false"/>
+              </w:rPr>
+              <w:t xml:space="preserve">T</w:t>
+            </w:r>
+          </w:p>
+        </w:tc>
+        <w:tc>
+          <w:tcPr>
+            <w:tcW w:type="dxa" w:w="6210"/>
+            <w:tcMar>
+              <w:top w:type="dxa" w:w="55"/>
+              <w:left w:type="dxa" w:w="90"/>
+              <w:bottom w:type="dxa" w:w="55"/>
+              <w:right w:type="dxa" w:w="90"/>
+            </w:tcMar>
+          </w:tcPr>
+          <w:p>
+            <w:pPr>
+              <w:spacing w:after="0" w:line="240"/>
+            </w:pPr>
+            <w:r>
+              <w:rPr>
+                <w:b w:val="false"/>
+                <w:bCs w:val="false"/>
+                <w:i w:val="false"/>
+                <w:iCs w:val="false"/>
+              </w:rPr>
+              <w:t xml:space="preserve">Load SHALL restore a session from such an archive by replay (R15.1), SHALL refuse an archive whose scenario identifier is not installed, and SHALL warn when the installed revision is higher than the archive's.</w:t>
+            </w:r>
+          </w:p>
+        </w:tc>
+        <w:tc>
+          <w:tcPr>
+            <w:tcW w:type="dxa" w:w="1050"/>
+            <w:tcMar>
+              <w:top w:type="dxa" w:w="55"/>
+              <w:left w:type="dxa" w:w="90"/>
+              <w:bottom w:type="dxa" w:w="55"/>
+              <w:right w:type="dxa" w:w="90"/>
+            </w:tcMar>
+          </w:tcPr>
+          <w:p>
+            <w:pPr>
+              <w:spacing w:after="0" w:line="240"/>
+            </w:pPr>
+            <w:r>
+              <w:rPr>
+                <w:b w:val="false"/>
+                <w:bCs w:val="false"/>
+                <w:i w:val="false"/>
+                <w:iCs w:val="false"/>
+              </w:rPr>
+              <w:t xml:space="preserve">T</w:t>
+            </w:r>
+          </w:p>
+        </w:tc>
+      </w:tr>
+      <w:tr>
+        <w:tc>
+          <w:tcPr>
+            <w:tcW w:type="dxa" w:w="1050"/>
+            <w:tcMar>
+              <w:top w:type="dxa" w:w="55"/>
+              <w:left w:type="dxa" w:w="90"/>
+              <w:bottom w:type="dxa" w:w="55"/>
+              <w:right w:type="dxa" w:w="90"/>
+            </w:tcMar>
+          </w:tcPr>
+          <w:p>
+            <w:pPr>
+              <w:spacing w:after="0" w:line="240"/>
+            </w:pPr>
+            <w:r>
+              <w:rPr>
+                <w:b w:val="false"/>
+                <w:bCs w:val="false"/>
+                <w:i w:val="false"/>
+                <w:iCs w:val="false"/>
+              </w:rPr>
+              <w:t xml:space="preserve">R26.6</w:t>
+            </w:r>
+          </w:p>
+        </w:tc>
+        <w:tc>
+          <w:tcPr>
+            <w:tcW w:type="dxa" w:w="1050"/>
+            <w:tcMar>
+              <w:top w:type="dxa" w:w="55"/>
+              <w:left w:type="dxa" w:w="90"/>
+              <w:bottom w:type="dxa" w:w="55"/>
+              <w:right w:type="dxa" w:w="90"/>
+            </w:tcMar>
+          </w:tcPr>
+          <w:p>
+            <w:pPr>
+              <w:spacing w:after="0" w:line="240"/>
+            </w:pPr>
+            <w:r>
+              <w:rPr>
+                <w:b w:val="false"/>
+                <w:bCs w:val="false"/>
+                <w:i w:val="false"/>
+                <w:iCs w:val="false"/>
+              </w:rPr>
+              <w:t xml:space="preserve">T</w:t>
+            </w:r>
+          </w:p>
+        </w:tc>
+        <w:tc>
+          <w:tcPr>
+            <w:tcW w:type="dxa" w:w="6210"/>
+            <w:tcMar>
+              <w:top w:type="dxa" w:w="55"/>
+              <w:left w:type="dxa" w:w="90"/>
+              <w:bottom w:type="dxa" w:w="55"/>
+              <w:right w:type="dxa" w:w="90"/>
+            </w:tcMar>
+          </w:tcPr>
+          <w:p>
+            <w:pPr>
+              <w:spacing w:after="0" w:line="240"/>
+            </w:pPr>
+            <w:r>
+              <w:rPr>
+                <w:b w:val="false"/>
+                <w:bCs w:val="false"/>
+                <w:i w:val="false"/>
+                <w:iCs w:val="false"/>
+              </w:rPr>
+              <w:t xml:space="preserve">Exit SHALL terminate the probe process, flush the command log, and leave no orphaned emulator process, verified by process inspection after exit.</w:t>
+            </w:r>
+          </w:p>
+        </w:tc>
+        <w:tc>
+          <w:tcPr>
+            <w:tcW w:type="dxa" w:w="1050"/>
+            <w:tcMar>
+              <w:top w:type="dxa" w:w="55"/>
+              <w:left w:type="dxa" w:w="90"/>
+              <w:bottom w:type="dxa" w:w="55"/>
+              <w:right w:type="dxa" w:w="90"/>
+            </w:tcMar>
+          </w:tcPr>
+          <w:p>
+            <w:pPr>
+              <w:spacing w:after="0" w:line="240"/>
+            </w:pPr>
+            <w:r>
+              <w:rPr>
+                <w:b w:val="false"/>
+                <w:bCs w:val="false"/>
+                <w:i w:val="false"/>
+                <w:iCs w:val="false"/>
+              </w:rPr>
+              <w:t xml:space="preserve">T</w:t>
+            </w:r>
+          </w:p>
+        </w:tc>
+      </w:tr>
+      <w:tr>
+        <w:tc>
+          <w:tcPr>
+            <w:tcW w:type="dxa" w:w="1050"/>
+            <w:tcMar>
+              <w:top w:type="dxa" w:w="55"/>
+              <w:left w:type="dxa" w:w="90"/>
+              <w:bottom w:type="dxa" w:w="55"/>
+              <w:right w:type="dxa" w:w="90"/>
+            </w:tcMar>
+          </w:tcPr>
+          <w:p>
+            <w:pPr>
+              <w:spacing w:after="0" w:line="240"/>
+            </w:pPr>
+            <w:r>
+              <w:rPr>
+                <w:b w:val="false"/>
+                <w:bCs w:val="false"/>
+                <w:i w:val="false"/>
+                <w:iCs w:val="false"/>
+              </w:rPr>
+              <w:t xml:space="preserve">R26.7</w:t>
+            </w:r>
+          </w:p>
+        </w:tc>
+        <w:tc>
+          <w:tcPr>
+            <w:tcW w:type="dxa" w:w="1050"/>
+            <w:tcMar>
+              <w:top w:type="dxa" w:w="55"/>
+              <w:left w:type="dxa" w:w="90"/>
+              <w:bottom w:type="dxa" w:w="55"/>
+              <w:right w:type="dxa" w:w="90"/>
+            </w:tcMar>
+          </w:tcPr>
+          <w:p>
+            <w:pPr>
+              <w:spacing w:after="0" w:line="240"/>
+            </w:pPr>
+            <w:r>
+              <w:rPr>
+                <w:b w:val="false"/>
+                <w:bCs w:val="false"/>
+                <w:i w:val="false"/>
+                <w:iCs w:val="false"/>
+              </w:rPr>
+              <w:t xml:space="preserve">T</w:t>
+            </w:r>
+          </w:p>
+        </w:tc>
+        <w:tc>
+          <w:tcPr>
+            <w:tcW w:type="dxa" w:w="6210"/>
+            <w:tcMar>
+              <w:top w:type="dxa" w:w="55"/>
+              <w:left w:type="dxa" w:w="90"/>
+              <w:bottom w:type="dxa" w:w="55"/>
+              <w:right w:type="dxa" w:w="90"/>
+            </w:tcMar>
+          </w:tcPr>
+          <w:p>
+            <w:pPr>
+              <w:spacing w:after="0" w:line="240"/>
+            </w:pPr>
+            <w:r>
+              <w:rPr>
+                <w:b w:val="false"/>
+                <w:bCs w:val="false"/>
+                <w:i w:val="false"/>
+                <w:iCs w:val="false"/>
+              </w:rPr>
+              <w:t xml:space="preserve">No menu action SHALL be able to alter objective state other than by replaying a command log.</w:t>
+            </w:r>
+          </w:p>
+        </w:tc>
+        <w:tc>
+          <w:tcPr>
+            <w:tcW w:type="dxa" w:w="1050"/>
+            <w:tcMar>
+              <w:top w:type="dxa" w:w="55"/>
+              <w:left w:type="dxa" w:w="90"/>
+              <w:bottom w:type="dxa" w:w="55"/>
+              <w:right w:type="dxa" w:w="90"/>
+            </w:tcMar>
+          </w:tcPr>
+          <w:p>
+            <w:pPr>
+              <w:spacing w:after="0" w:line="240"/>
+            </w:pPr>
+            <w:r>
+              <w:rPr>
+                <w:b w:val="false"/>
+                <w:bCs w:val="false"/>
+                <w:i w:val="false"/>
+                <w:iCs w:val="false"/>
+              </w:rPr>
+              <w:t xml:space="preserve">I</w:t>
+            </w:r>
+          </w:p>
+        </w:tc>
+      </w:tr>
+    </w:tbl>
+    <w:p>
+      <w:pPr>
+        <w:spacing w:after="120"/>
+      </w:pPr>
+    </w:p>
+    <w:p>
+      <w:pPr>
+        <w:spacing w:after="130" w:line="270"/>
+      </w:pPr>
+      <w:r>
+        <w:rPr>
+          <w:b w:val="false"/>
+          <w:bCs w:val="false"/>
+          <w:i w:val="false"/>
+          <w:iCs w:val="false"/>
+        </w:rPr>
+        <w:t xml:space="preserve">&gt; </w:t>
+      </w:r>
+      <w:r>
+        <w:rPr>
+          <w:b/>
+          <w:bCs/>
+          <w:i w:val="false"/>
+          <w:iCs w:val="false"/>
+        </w:rPr>
+        <w:t xml:space="preserve">Why the read-out is scenario-controlled (R25.3).</w:t>
+      </w:r>
+      <w:r>
+        <w:rPr>
+          <w:b w:val="false"/>
+          <w:bCs w:val="false"/>
+          <w:i w:val="false"/>
+          <w:iCs w:val="false"/>
+        </w:rPr>
+        <w:t xml:space="preserve"> Decoding the downlink is a core activity, not a chore to automate away: R10.1 requires every documented channel to be decodable from the manual and captured frames alone, and R10.2 requires at least one channel the manual never mentions. A console that decodes everything answers both for the player. The rule adopted is that the console may decode exactly what the mission's documentation already explains — a real ground station has decoders for its documented formats and none for a channel nobody has written down. Tutorial packages opt in generously; a scenario about discovering the telemetry format opts in to nothing. The default is nothing.</w:t>
       </w:r>
     </w:p>
     <w:p>

--- a/docs/Project_Charter.docx
+++ b/docs/Project_Charter.docx
@@ -148,7 +148,7 @@
                 <w:i w:val="false"/>
                 <w:iCs w:val="false"/>
               </w:rPr>
-              <w:t xml:space="preserve">0.6 (Draft — §6.11 ground-station console and session lifecycle requirements added; scenario-controlled telemetry decoding. v0.5 named QEMU as the emulation target and deferred Renode; emulation risk downgraded. v0.4 captured the specifications' normative content as requirements; §6.8–§6.10 added; R2.2, R3.1, R3.2, R21, R22.1 amended)</w:t>
+              <w:t xml:space="preserve">0.7 (Draft — one identifier per requirement: the introspection specification's I-numbers folded into R24.1–R24.21 and a generated register added. v0.6 — §6.11 ground-station console and session lifecycle requirements added; scenario-controlled telemetry decoding. v0.5 named QEMU as the emulation target and deferred Renode; emulation risk downgraded. v0.4 captured the specifications' normative content as requirements; §6.8–§6.10 added; R2.2, R3.1, R3.2, R21, R22.1 amended)</w:t>
             </w:r>
           </w:p>
         </w:tc>
@@ -9718,7 +9718,7 @@
                 <w:i w:val="false"/>
                 <w:iCs w:val="false"/>
               </w:rPr>
-              <w:t xml:space="preserve">The daemon SHALL NOT write probe memory or registers, and SHALL NOT set breakpoints or single-step, over the introspection channel.</w:t>
+              <w:t xml:space="preserve">The daemon SHALL NOT write probe memory or registers over the introspection channel.</w:t>
             </w:r>
           </w:p>
         </w:tc>
@@ -9922,32 +9922,32 @@
                 <w:i w:val="false"/>
                 <w:iCs w:val="false"/>
               </w:rPr>
-              <w:t xml:space="preserve">All memory reads within one evaluation pass SHALL observe probe state at a single instant; the guest SHALL be halted for the duration of the pass, and the halt SHALL NOT exceed 250 ms.</w:t>
-            </w:r>
-          </w:p>
-        </w:tc>
-        <w:tc>
-          <w:tcPr>
-            <w:tcW w:type="dxa" w:w="1050"/>
-            <w:tcMar>
-              <w:top w:type="dxa" w:w="55"/>
-              <w:left w:type="dxa" w:w="90"/>
-              <w:bottom w:type="dxa" w:w="55"/>
-              <w:right w:type="dxa" w:w="90"/>
-            </w:tcMar>
-          </w:tcPr>
-          <w:p>
-            <w:pPr>
-              <w:spacing w:after="0" w:line="240"/>
-            </w:pPr>
-            <w:r>
-              <w:rPr>
-                <w:b w:val="false"/>
-                <w:bCs w:val="false"/>
-                <w:i w:val="false"/>
-                <w:iCs w:val="false"/>
-              </w:rPr>
-              <w:t xml:space="preserve">T</w:t>
+              <w:t xml:space="preserve">The daemon SHALL use only these GDB remote serial protocol packets: query halt reason, read memory, negotiate supported features, continue, detach, and the raw interrupt byte.</w:t>
+            </w:r>
+          </w:p>
+        </w:tc>
+        <w:tc>
+          <w:tcPr>
+            <w:tcW w:type="dxa" w:w="1050"/>
+            <w:tcMar>
+              <w:top w:type="dxa" w:w="55"/>
+              <w:left w:type="dxa" w:w="90"/>
+              <w:bottom w:type="dxa" w:w="55"/>
+              <w:right w:type="dxa" w:w="90"/>
+            </w:tcMar>
+          </w:tcPr>
+          <w:p>
+            <w:pPr>
+              <w:spacing w:after="0" w:line="240"/>
+            </w:pPr>
+            <w:r>
+              <w:rPr>
+                <w:b w:val="false"/>
+                <w:bCs w:val="false"/>
+                <w:i w:val="false"/>
+                <w:iCs w:val="false"/>
+              </w:rPr>
+              <w:t xml:space="preserve">I</w:t>
             </w:r>
           </w:p>
         </w:tc>
@@ -10024,32 +10024,32 @@
                 <w:i w:val="false"/>
                 <w:iCs w:val="false"/>
               </w:rPr>
-              <w:t xml:space="preserve">A failed introspection read SHALL abort the evaluation pass and leave every objective state unchanged; it SHALL NOT be evaluated as a false predicate.</w:t>
-            </w:r>
-          </w:p>
-        </w:tc>
-        <w:tc>
-          <w:tcPr>
-            <w:tcW w:type="dxa" w:w="1050"/>
-            <w:tcMar>
-              <w:top w:type="dxa" w:w="55"/>
-              <w:left w:type="dxa" w:w="90"/>
-              <w:bottom w:type="dxa" w:w="55"/>
-              <w:right w:type="dxa" w:w="90"/>
-            </w:tcMar>
-          </w:tcPr>
-          <w:p>
-            <w:pPr>
-              <w:spacing w:after="0" w:line="240"/>
-            </w:pPr>
-            <w:r>
-              <w:rPr>
-                <w:b w:val="false"/>
-                <w:bCs w:val="false"/>
-                <w:i w:val="false"/>
-                <w:iCs w:val="false"/>
-              </w:rPr>
-              <w:t xml:space="preserve">T</w:t>
+              <w:t xml:space="preserve">The daemon SHALL NOT send write-memory, write-register, breakpoint, watchpoint, single-step or kill packets. Each either mutates the probe or alters its timing, and a breakpoint left set changes execution timing for the remainder of the session while being invisible in the command log.</w:t>
+            </w:r>
+          </w:p>
+        </w:tc>
+        <w:tc>
+          <w:tcPr>
+            <w:tcW w:type="dxa" w:w="1050"/>
+            <w:tcMar>
+              <w:top w:type="dxa" w:w="55"/>
+              <w:left w:type="dxa" w:w="90"/>
+              <w:bottom w:type="dxa" w:w="55"/>
+              <w:right w:type="dxa" w:w="90"/>
+            </w:tcMar>
+          </w:tcPr>
+          <w:p>
+            <w:pPr>
+              <w:spacing w:after="0" w:line="240"/>
+            </w:pPr>
+            <w:r>
+              <w:rPr>
+                <w:b w:val="false"/>
+                <w:bCs w:val="false"/>
+                <w:i w:val="false"/>
+                <w:iCs w:val="false"/>
+              </w:rPr>
+              <w:t xml:space="preserve">I</w:t>
             </w:r>
           </w:p>
         </w:tc>
@@ -10126,32 +10126,32 @@
                 <w:i w:val="false"/>
                 <w:iCs w:val="false"/>
               </w:rPr>
-              <w:t xml:space="preserve">On loss of the introspection channel the daemon SHALL attempt reconnection before the next evaluation pass, and SHALL report degraded grading to the console within one telemetry period if reconnection fails.</w:t>
-            </w:r>
-          </w:p>
-        </w:tc>
-        <w:tc>
-          <w:tcPr>
-            <w:tcW w:type="dxa" w:w="1050"/>
-            <w:tcMar>
-              <w:top w:type="dxa" w:w="55"/>
-              <w:left w:type="dxa" w:w="90"/>
-              <w:bottom w:type="dxa" w:w="55"/>
-              <w:right w:type="dxa" w:w="90"/>
-            </w:tcMar>
-          </w:tcPr>
-          <w:p>
-            <w:pPr>
-              <w:spacing w:after="0" w:line="240"/>
-            </w:pPr>
-            <w:r>
-              <w:rPr>
-                <w:b w:val="false"/>
-                <w:bCs w:val="false"/>
-                <w:i w:val="false"/>
-                <w:iCs w:val="false"/>
-              </w:rPr>
-              <w:t xml:space="preserve">D</w:t>
+              <w:t xml:space="preserve">The daemon SHALL decode run-length encoding in received packet data, in which an asterisk is followed by one character whose value less 29 is the count of additional repeats of the preceding character.</w:t>
+            </w:r>
+          </w:p>
+        </w:tc>
+        <w:tc>
+          <w:tcPr>
+            <w:tcW w:type="dxa" w:w="1050"/>
+            <w:tcMar>
+              <w:top w:type="dxa" w:w="55"/>
+              <w:left w:type="dxa" w:w="90"/>
+              <w:bottom w:type="dxa" w:w="55"/>
+              <w:right w:type="dxa" w:w="90"/>
+            </w:tcMar>
+          </w:tcPr>
+          <w:p>
+            <w:pPr>
+              <w:spacing w:after="0" w:line="240"/>
+            </w:pPr>
+            <w:r>
+              <w:rPr>
+                <w:b w:val="false"/>
+                <w:bCs w:val="false"/>
+                <w:i w:val="false"/>
+                <w:iCs w:val="false"/>
+              </w:rPr>
+              <w:t xml:space="preserve">T</w:t>
             </w:r>
           </w:p>
         </w:tc>
@@ -10228,32 +10228,32 @@
                 <w:i w:val="false"/>
                 <w:iCs w:val="false"/>
               </w:rPr>
-              <w:t xml:space="preserve">The daemon SHALL contain no emulator-specific introspection code; substituting the harness-tier emulator SHALL require configuration change only, verified by an empty diff across daemon source.</w:t>
-            </w:r>
-          </w:p>
-        </w:tc>
-        <w:tc>
-          <w:tcPr>
-            <w:tcW w:type="dxa" w:w="1050"/>
-            <w:tcMar>
-              <w:top w:type="dxa" w:w="55"/>
-              <w:left w:type="dxa" w:w="90"/>
-              <w:bottom w:type="dxa" w:w="55"/>
-              <w:right w:type="dxa" w:w="90"/>
-            </w:tcMar>
-          </w:tcPr>
-          <w:p>
-            <w:pPr>
-              <w:spacing w:after="0" w:line="240"/>
-            </w:pPr>
-            <w:r>
-              <w:rPr>
-                <w:b w:val="false"/>
-                <w:bCs w:val="false"/>
-                <w:i w:val="false"/>
-                <w:iCs w:val="false"/>
-              </w:rPr>
-              <w:t xml:space="preserve">I</w:t>
+              <w:t xml:space="preserve">The daemon SHALL treat a reply beginning with the error prefix as a failed read and SHALL NOT interpret its characters as data.</w:t>
+            </w:r>
+          </w:p>
+        </w:tc>
+        <w:tc>
+          <w:tcPr>
+            <w:tcW w:type="dxa" w:w="1050"/>
+            <w:tcMar>
+              <w:top w:type="dxa" w:w="55"/>
+              <w:left w:type="dxa" w:w="90"/>
+              <w:bottom w:type="dxa" w:w="55"/>
+              <w:right w:type="dxa" w:w="90"/>
+            </w:tcMar>
+          </w:tcPr>
+          <w:p>
+            <w:pPr>
+              <w:spacing w:after="0" w:line="240"/>
+            </w:pPr>
+            <w:r>
+              <w:rPr>
+                <w:b w:val="false"/>
+                <w:bCs w:val="false"/>
+                <w:i w:val="false"/>
+                <w:iCs w:val="false"/>
+              </w:rPr>
+              <w:t xml:space="preserve">T</w:t>
             </w:r>
           </w:p>
         </w:tc>
@@ -10330,32 +10330,32 @@
                 <w:i w:val="false"/>
                 <w:iCs w:val="false"/>
               </w:rPr>
-              <w:t xml:space="preserve">The introspection port SHALL be bound to the loopback interface only, and SHALL NOT be documented in any player-facing material.</w:t>
-            </w:r>
-          </w:p>
-        </w:tc>
-        <w:tc>
-          <w:tcPr>
-            <w:tcW w:type="dxa" w:w="1050"/>
-            <w:tcMar>
-              <w:top w:type="dxa" w:w="55"/>
-              <w:left w:type="dxa" w:w="90"/>
-              <w:bottom w:type="dxa" w:w="55"/>
-              <w:right w:type="dxa" w:w="90"/>
-            </w:tcMar>
-          </w:tcPr>
-          <w:p>
-            <w:pPr>
-              <w:spacing w:after="0" w:line="240"/>
-            </w:pPr>
-            <w:r>
-              <w:rPr>
-                <w:b w:val="false"/>
-                <w:bCs w:val="false"/>
-                <w:i w:val="false"/>
-                <w:iCs w:val="false"/>
-              </w:rPr>
-              <w:t xml:space="preserve">I</w:t>
+              <w:t xml:space="preserve">The daemon SHALL honor the maximum packet size the stub advertises, SHALL split any longer read into chunks of at most 1024 bytes, and SHALL reassemble them in order.</w:t>
+            </w:r>
+          </w:p>
+        </w:tc>
+        <w:tc>
+          <w:tcPr>
+            <w:tcW w:type="dxa" w:w="1050"/>
+            <w:tcMar>
+              <w:top w:type="dxa" w:w="55"/>
+              <w:left w:type="dxa" w:w="90"/>
+              <w:bottom w:type="dxa" w:w="55"/>
+              <w:right w:type="dxa" w:w="90"/>
+            </w:tcMar>
+          </w:tcPr>
+          <w:p>
+            <w:pPr>
+              <w:spacing w:after="0" w:line="240"/>
+            </w:pPr>
+            <w:r>
+              <w:rPr>
+                <w:b w:val="false"/>
+                <w:bCs w:val="false"/>
+                <w:i w:val="false"/>
+                <w:iCs w:val="false"/>
+              </w:rPr>
+              <w:t xml:space="preserve">T</w:t>
             </w:r>
           </w:p>
         </w:tc>
@@ -10383,6 +10383,1128 @@
                 <w:iCs w:val="false"/>
               </w:rPr>
               <w:t xml:space="preserve">R24.10</w:t>
+            </w:r>
+          </w:p>
+        </w:tc>
+        <w:tc>
+          <w:tcPr>
+            <w:tcW w:type="dxa" w:w="1050"/>
+            <w:tcMar>
+              <w:top w:type="dxa" w:w="55"/>
+              <w:left w:type="dxa" w:w="90"/>
+              <w:bottom w:type="dxa" w:w="55"/>
+              <w:right w:type="dxa" w:w="90"/>
+            </w:tcMar>
+          </w:tcPr>
+          <w:p>
+            <w:pPr>
+              <w:spacing w:after="0" w:line="240"/>
+            </w:pPr>
+            <w:r>
+              <w:rPr>
+                <w:b w:val="false"/>
+                <w:bCs w:val="false"/>
+                <w:i w:val="false"/>
+                <w:iCs w:val="false"/>
+              </w:rPr>
+              <w:t xml:space="preserve">T</w:t>
+            </w:r>
+          </w:p>
+        </w:tc>
+        <w:tc>
+          <w:tcPr>
+            <w:tcW w:type="dxa" w:w="6210"/>
+            <w:tcMar>
+              <w:top w:type="dxa" w:w="55"/>
+              <w:left w:type="dxa" w:w="90"/>
+              <w:bottom w:type="dxa" w:w="55"/>
+              <w:right w:type="dxa" w:w="90"/>
+            </w:tcMar>
+          </w:tcPr>
+          <w:p>
+            <w:pPr>
+              <w:spacing w:after="0" w:line="240"/>
+            </w:pPr>
+            <w:r>
+              <w:rPr>
+                <w:b w:val="false"/>
+                <w:bCs w:val="false"/>
+                <w:i w:val="false"/>
+                <w:iCs w:val="false"/>
+              </w:rPr>
+              <w:t xml:space="preserve">For each downlink frame the daemon SHALL, in this order: decode the frame; compute its event list; apply any uplink whose delay has expired; halt the guest; perform every memory read the pass requires; resume the guest; then evaluate objectives.</w:t>
+            </w:r>
+          </w:p>
+        </w:tc>
+        <w:tc>
+          <w:tcPr>
+            <w:tcW w:type="dxa" w:w="1050"/>
+            <w:tcMar>
+              <w:top w:type="dxa" w:w="55"/>
+              <w:left w:type="dxa" w:w="90"/>
+              <w:bottom w:type="dxa" w:w="55"/>
+              <w:right w:type="dxa" w:w="90"/>
+            </w:tcMar>
+          </w:tcPr>
+          <w:p>
+            <w:pPr>
+              <w:spacing w:after="0" w:line="240"/>
+            </w:pPr>
+            <w:r>
+              <w:rPr>
+                <w:b w:val="false"/>
+                <w:bCs w:val="false"/>
+                <w:i w:val="false"/>
+                <w:iCs w:val="false"/>
+              </w:rPr>
+              <w:t xml:space="preserve">T</w:t>
+            </w:r>
+          </w:p>
+        </w:tc>
+      </w:tr>
+      <w:tr>
+        <w:tc>
+          <w:tcPr>
+            <w:tcW w:type="dxa" w:w="1050"/>
+            <w:tcMar>
+              <w:top w:type="dxa" w:w="55"/>
+              <w:left w:type="dxa" w:w="90"/>
+              <w:bottom w:type="dxa" w:w="55"/>
+              <w:right w:type="dxa" w:w="90"/>
+            </w:tcMar>
+          </w:tcPr>
+          <w:p>
+            <w:pPr>
+              <w:spacing w:after="0" w:line="240"/>
+            </w:pPr>
+            <w:r>
+              <w:rPr>
+                <w:b w:val="false"/>
+                <w:bCs w:val="false"/>
+                <w:i w:val="false"/>
+                <w:iCs w:val="false"/>
+              </w:rPr>
+              <w:t xml:space="preserve">R24.11</w:t>
+            </w:r>
+          </w:p>
+        </w:tc>
+        <w:tc>
+          <w:tcPr>
+            <w:tcW w:type="dxa" w:w="1050"/>
+            <w:tcMar>
+              <w:top w:type="dxa" w:w="55"/>
+              <w:left w:type="dxa" w:w="90"/>
+              <w:bottom w:type="dxa" w:w="55"/>
+              <w:right w:type="dxa" w:w="90"/>
+            </w:tcMar>
+          </w:tcPr>
+          <w:p>
+            <w:pPr>
+              <w:spacing w:after="0" w:line="240"/>
+            </w:pPr>
+            <w:r>
+              <w:rPr>
+                <w:b w:val="false"/>
+                <w:bCs w:val="false"/>
+                <w:i w:val="false"/>
+                <w:iCs w:val="false"/>
+              </w:rPr>
+              <w:t xml:space="preserve">T</w:t>
+            </w:r>
+          </w:p>
+        </w:tc>
+        <w:tc>
+          <w:tcPr>
+            <w:tcW w:type="dxa" w:w="6210"/>
+            <w:tcMar>
+              <w:top w:type="dxa" w:w="55"/>
+              <w:left w:type="dxa" w:w="90"/>
+              <w:bottom w:type="dxa" w:w="55"/>
+              <w:right w:type="dxa" w:w="90"/>
+            </w:tcMar>
+          </w:tcPr>
+          <w:p>
+            <w:pPr>
+              <w:spacing w:after="0" w:line="240"/>
+            </w:pPr>
+            <w:r>
+              <w:rPr>
+                <w:b w:val="false"/>
+                <w:bCs w:val="false"/>
+                <w:i w:val="false"/>
+                <w:iCs w:val="false"/>
+              </w:rPr>
+              <w:t xml:space="preserve">All memory reads within one evaluation pass SHALL observe probe state at a single instant.</w:t>
+            </w:r>
+          </w:p>
+        </w:tc>
+        <w:tc>
+          <w:tcPr>
+            <w:tcW w:type="dxa" w:w="1050"/>
+            <w:tcMar>
+              <w:top w:type="dxa" w:w="55"/>
+              <w:left w:type="dxa" w:w="90"/>
+              <w:bottom w:type="dxa" w:w="55"/>
+              <w:right w:type="dxa" w:w="90"/>
+            </w:tcMar>
+          </w:tcPr>
+          <w:p>
+            <w:pPr>
+              <w:spacing w:after="0" w:line="240"/>
+            </w:pPr>
+            <w:r>
+              <w:rPr>
+                <w:b w:val="false"/>
+                <w:bCs w:val="false"/>
+                <w:i w:val="false"/>
+                <w:iCs w:val="false"/>
+              </w:rPr>
+              <w:t xml:space="preserve">T</w:t>
+            </w:r>
+          </w:p>
+        </w:tc>
+      </w:tr>
+      <w:tr>
+        <w:tc>
+          <w:tcPr>
+            <w:tcW w:type="dxa" w:w="1050"/>
+            <w:tcMar>
+              <w:top w:type="dxa" w:w="55"/>
+              <w:left w:type="dxa" w:w="90"/>
+              <w:bottom w:type="dxa" w:w="55"/>
+              <w:right w:type="dxa" w:w="90"/>
+            </w:tcMar>
+          </w:tcPr>
+          <w:p>
+            <w:pPr>
+              <w:spacing w:after="0" w:line="240"/>
+            </w:pPr>
+            <w:r>
+              <w:rPr>
+                <w:b w:val="false"/>
+                <w:bCs w:val="false"/>
+                <w:i w:val="false"/>
+                <w:iCs w:val="false"/>
+              </w:rPr>
+              <w:t xml:space="preserve">R24.12</w:t>
+            </w:r>
+          </w:p>
+        </w:tc>
+        <w:tc>
+          <w:tcPr>
+            <w:tcW w:type="dxa" w:w="1050"/>
+            <w:tcMar>
+              <w:top w:type="dxa" w:w="55"/>
+              <w:left w:type="dxa" w:w="90"/>
+              <w:bottom w:type="dxa" w:w="55"/>
+              <w:right w:type="dxa" w:w="90"/>
+            </w:tcMar>
+          </w:tcPr>
+          <w:p>
+            <w:pPr>
+              <w:spacing w:after="0" w:line="240"/>
+            </w:pPr>
+            <w:r>
+              <w:rPr>
+                <w:b w:val="false"/>
+                <w:bCs w:val="false"/>
+                <w:i w:val="false"/>
+                <w:iCs w:val="false"/>
+              </w:rPr>
+              <w:t xml:space="preserve">T</w:t>
+            </w:r>
+          </w:p>
+        </w:tc>
+        <w:tc>
+          <w:tcPr>
+            <w:tcW w:type="dxa" w:w="6210"/>
+            <w:tcMar>
+              <w:top w:type="dxa" w:w="55"/>
+              <w:left w:type="dxa" w:w="90"/>
+              <w:bottom w:type="dxa" w:w="55"/>
+              <w:right w:type="dxa" w:w="90"/>
+            </w:tcMar>
+          </w:tcPr>
+          <w:p>
+            <w:pPr>
+              <w:spacing w:after="0" w:line="240"/>
+            </w:pPr>
+            <w:r>
+              <w:rPr>
+                <w:b w:val="false"/>
+                <w:bCs w:val="false"/>
+                <w:i w:val="false"/>
+                <w:iCs w:val="false"/>
+              </w:rPr>
+              <w:t xml:space="preserve">The daemon SHALL cache reads within one evaluation pass so that a repeated address and length is fetched once, and SHALL NOT cache reads across passes.</w:t>
+            </w:r>
+          </w:p>
+        </w:tc>
+        <w:tc>
+          <w:tcPr>
+            <w:tcW w:type="dxa" w:w="1050"/>
+            <w:tcMar>
+              <w:top w:type="dxa" w:w="55"/>
+              <w:left w:type="dxa" w:w="90"/>
+              <w:bottom w:type="dxa" w:w="55"/>
+              <w:right w:type="dxa" w:w="90"/>
+            </w:tcMar>
+          </w:tcPr>
+          <w:p>
+            <w:pPr>
+              <w:spacing w:after="0" w:line="240"/>
+            </w:pPr>
+            <w:r>
+              <w:rPr>
+                <w:b w:val="false"/>
+                <w:bCs w:val="false"/>
+                <w:i w:val="false"/>
+                <w:iCs w:val="false"/>
+              </w:rPr>
+              <w:t xml:space="preserve">T</w:t>
+            </w:r>
+          </w:p>
+        </w:tc>
+      </w:tr>
+      <w:tr>
+        <w:tc>
+          <w:tcPr>
+            <w:tcW w:type="dxa" w:w="1050"/>
+            <w:tcMar>
+              <w:top w:type="dxa" w:w="55"/>
+              <w:left w:type="dxa" w:w="90"/>
+              <w:bottom w:type="dxa" w:w="55"/>
+              <w:right w:type="dxa" w:w="90"/>
+            </w:tcMar>
+          </w:tcPr>
+          <w:p>
+            <w:pPr>
+              <w:spacing w:after="0" w:line="240"/>
+            </w:pPr>
+            <w:r>
+              <w:rPr>
+                <w:b w:val="false"/>
+                <w:bCs w:val="false"/>
+                <w:i w:val="false"/>
+                <w:iCs w:val="false"/>
+              </w:rPr>
+              <w:t xml:space="preserve">R24.13</w:t>
+            </w:r>
+          </w:p>
+        </w:tc>
+        <w:tc>
+          <w:tcPr>
+            <w:tcW w:type="dxa" w:w="1050"/>
+            <w:tcMar>
+              <w:top w:type="dxa" w:w="55"/>
+              <w:left w:type="dxa" w:w="90"/>
+              <w:bottom w:type="dxa" w:w="55"/>
+              <w:right w:type="dxa" w:w="90"/>
+            </w:tcMar>
+          </w:tcPr>
+          <w:p>
+            <w:pPr>
+              <w:spacing w:after="0" w:line="240"/>
+            </w:pPr>
+            <w:r>
+              <w:rPr>
+                <w:b w:val="false"/>
+                <w:bCs w:val="false"/>
+                <w:i w:val="false"/>
+                <w:iCs w:val="false"/>
+              </w:rPr>
+              <w:t xml:space="preserve">T</w:t>
+            </w:r>
+          </w:p>
+        </w:tc>
+        <w:tc>
+          <w:tcPr>
+            <w:tcW w:type="dxa" w:w="6210"/>
+            <w:tcMar>
+              <w:top w:type="dxa" w:w="55"/>
+              <w:left w:type="dxa" w:w="90"/>
+              <w:bottom w:type="dxa" w:w="55"/>
+              <w:right w:type="dxa" w:w="90"/>
+            </w:tcMar>
+          </w:tcPr>
+          <w:p>
+            <w:pPr>
+              <w:spacing w:after="0" w:line="240"/>
+            </w:pPr>
+            <w:r>
+              <w:rPr>
+                <w:b w:val="false"/>
+                <w:bCs w:val="false"/>
+                <w:i w:val="false"/>
+                <w:iCs w:val="false"/>
+              </w:rPr>
+              <w:t xml:space="preserve">The snapshot window SHALL NOT exceed 250 ms, and exceeding it SHALL be treated as an error rather than leaving the probe halted.</w:t>
+            </w:r>
+          </w:p>
+        </w:tc>
+        <w:tc>
+          <w:tcPr>
+            <w:tcW w:type="dxa" w:w="1050"/>
+            <w:tcMar>
+              <w:top w:type="dxa" w:w="55"/>
+              <w:left w:type="dxa" w:w="90"/>
+              <w:bottom w:type="dxa" w:w="55"/>
+              <w:right w:type="dxa" w:w="90"/>
+            </w:tcMar>
+          </w:tcPr>
+          <w:p>
+            <w:pPr>
+              <w:spacing w:after="0" w:line="240"/>
+            </w:pPr>
+            <w:r>
+              <w:rPr>
+                <w:b w:val="false"/>
+                <w:bCs w:val="false"/>
+                <w:i w:val="false"/>
+                <w:iCs w:val="false"/>
+              </w:rPr>
+              <w:t xml:space="preserve">T</w:t>
+            </w:r>
+          </w:p>
+        </w:tc>
+      </w:tr>
+      <w:tr>
+        <w:tc>
+          <w:tcPr>
+            <w:tcW w:type="dxa" w:w="1050"/>
+            <w:tcMar>
+              <w:top w:type="dxa" w:w="55"/>
+              <w:left w:type="dxa" w:w="90"/>
+              <w:bottom w:type="dxa" w:w="55"/>
+              <w:right w:type="dxa" w:w="90"/>
+            </w:tcMar>
+          </w:tcPr>
+          <w:p>
+            <w:pPr>
+              <w:spacing w:after="0" w:line="240"/>
+            </w:pPr>
+            <w:r>
+              <w:rPr>
+                <w:b w:val="false"/>
+                <w:bCs w:val="false"/>
+                <w:i w:val="false"/>
+                <w:iCs w:val="false"/>
+              </w:rPr>
+              <w:t xml:space="preserve">R24.14</w:t>
+            </w:r>
+          </w:p>
+        </w:tc>
+        <w:tc>
+          <w:tcPr>
+            <w:tcW w:type="dxa" w:w="1050"/>
+            <w:tcMar>
+              <w:top w:type="dxa" w:w="55"/>
+              <w:left w:type="dxa" w:w="90"/>
+              <w:bottom w:type="dxa" w:w="55"/>
+              <w:right w:type="dxa" w:w="90"/>
+            </w:tcMar>
+          </w:tcPr>
+          <w:p>
+            <w:pPr>
+              <w:spacing w:after="0" w:line="240"/>
+            </w:pPr>
+            <w:r>
+              <w:rPr>
+                <w:b w:val="false"/>
+                <w:bCs w:val="false"/>
+                <w:i w:val="false"/>
+                <w:iCs w:val="false"/>
+              </w:rPr>
+              <w:t xml:space="preserve">T</w:t>
+            </w:r>
+          </w:p>
+        </w:tc>
+        <w:tc>
+          <w:tcPr>
+            <w:tcW w:type="dxa" w:w="6210"/>
+            <w:tcMar>
+              <w:top w:type="dxa" w:w="55"/>
+              <w:left w:type="dxa" w:w="90"/>
+              <w:bottom w:type="dxa" w:w="55"/>
+              <w:right w:type="dxa" w:w="90"/>
+            </w:tcMar>
+          </w:tcPr>
+          <w:p>
+            <w:pPr>
+              <w:spacing w:after="0" w:line="240"/>
+            </w:pPr>
+            <w:r>
+              <w:rPr>
+                <w:b w:val="false"/>
+                <w:bCs w:val="false"/>
+                <w:i w:val="false"/>
+                <w:iCs w:val="false"/>
+              </w:rPr>
+              <w:t xml:space="preserve">A predicate over absent telemetry — an absent channel, an undefined field path, or a frame failing CRC — SHALL evaluate false and SHALL NOT abort the evaluation pass.</w:t>
+            </w:r>
+          </w:p>
+        </w:tc>
+        <w:tc>
+          <w:tcPr>
+            <w:tcW w:type="dxa" w:w="1050"/>
+            <w:tcMar>
+              <w:top w:type="dxa" w:w="55"/>
+              <w:left w:type="dxa" w:w="90"/>
+              <w:bottom w:type="dxa" w:w="55"/>
+              <w:right w:type="dxa" w:w="90"/>
+            </w:tcMar>
+          </w:tcPr>
+          <w:p>
+            <w:pPr>
+              <w:spacing w:after="0" w:line="240"/>
+            </w:pPr>
+            <w:r>
+              <w:rPr>
+                <w:b w:val="false"/>
+                <w:bCs w:val="false"/>
+                <w:i w:val="false"/>
+                <w:iCs w:val="false"/>
+              </w:rPr>
+              <w:t xml:space="preserve">T</w:t>
+            </w:r>
+          </w:p>
+        </w:tc>
+      </w:tr>
+      <w:tr>
+        <w:tc>
+          <w:tcPr>
+            <w:tcW w:type="dxa" w:w="1050"/>
+            <w:tcMar>
+              <w:top w:type="dxa" w:w="55"/>
+              <w:left w:type="dxa" w:w="90"/>
+              <w:bottom w:type="dxa" w:w="55"/>
+              <w:right w:type="dxa" w:w="90"/>
+            </w:tcMar>
+          </w:tcPr>
+          <w:p>
+            <w:pPr>
+              <w:spacing w:after="0" w:line="240"/>
+            </w:pPr>
+            <w:r>
+              <w:rPr>
+                <w:b w:val="false"/>
+                <w:bCs w:val="false"/>
+                <w:i w:val="false"/>
+                <w:iCs w:val="false"/>
+              </w:rPr>
+              <w:t xml:space="preserve">R24.15</w:t>
+            </w:r>
+          </w:p>
+        </w:tc>
+        <w:tc>
+          <w:tcPr>
+            <w:tcW w:type="dxa" w:w="1050"/>
+            <w:tcMar>
+              <w:top w:type="dxa" w:w="55"/>
+              <w:left w:type="dxa" w:w="90"/>
+              <w:bottom w:type="dxa" w:w="55"/>
+              <w:right w:type="dxa" w:w="90"/>
+            </w:tcMar>
+          </w:tcPr>
+          <w:p>
+            <w:pPr>
+              <w:spacing w:after="0" w:line="240"/>
+            </w:pPr>
+            <w:r>
+              <w:rPr>
+                <w:b w:val="false"/>
+                <w:bCs w:val="false"/>
+                <w:i w:val="false"/>
+                <w:iCs w:val="false"/>
+              </w:rPr>
+              <w:t xml:space="preserve">T</w:t>
+            </w:r>
+          </w:p>
+        </w:tc>
+        <w:tc>
+          <w:tcPr>
+            <w:tcW w:type="dxa" w:w="6210"/>
+            <w:tcMar>
+              <w:top w:type="dxa" w:w="55"/>
+              <w:left w:type="dxa" w:w="90"/>
+              <w:bottom w:type="dxa" w:w="55"/>
+              <w:right w:type="dxa" w:w="90"/>
+            </w:tcMar>
+          </w:tcPr>
+          <w:p>
+            <w:pPr>
+              <w:spacing w:after="0" w:line="240"/>
+            </w:pPr>
+            <w:r>
+              <w:rPr>
+                <w:b w:val="false"/>
+                <w:bCs w:val="false"/>
+                <w:i w:val="false"/>
+                <w:iCs w:val="false"/>
+              </w:rPr>
+              <w:t xml:space="preserve">A failed introspection read — connection refused, timeout, error reply, or short read — SHALL abort the evaluation pass and leave every objective state unchanged; it SHALL NOT be evaluated as a false predicate.</w:t>
+            </w:r>
+          </w:p>
+        </w:tc>
+        <w:tc>
+          <w:tcPr>
+            <w:tcW w:type="dxa" w:w="1050"/>
+            <w:tcMar>
+              <w:top w:type="dxa" w:w="55"/>
+              <w:left w:type="dxa" w:w="90"/>
+              <w:bottom w:type="dxa" w:w="55"/>
+              <w:right w:type="dxa" w:w="90"/>
+            </w:tcMar>
+          </w:tcPr>
+          <w:p>
+            <w:pPr>
+              <w:spacing w:after="0" w:line="240"/>
+            </w:pPr>
+            <w:r>
+              <w:rPr>
+                <w:b w:val="false"/>
+                <w:bCs w:val="false"/>
+                <w:i w:val="false"/>
+                <w:iCs w:val="false"/>
+              </w:rPr>
+              <w:t xml:space="preserve">T</w:t>
+            </w:r>
+          </w:p>
+        </w:tc>
+      </w:tr>
+      <w:tr>
+        <w:tc>
+          <w:tcPr>
+            <w:tcW w:type="dxa" w:w="1050"/>
+            <w:tcMar>
+              <w:top w:type="dxa" w:w="55"/>
+              <w:left w:type="dxa" w:w="90"/>
+              <w:bottom w:type="dxa" w:w="55"/>
+              <w:right w:type="dxa" w:w="90"/>
+            </w:tcMar>
+          </w:tcPr>
+          <w:p>
+            <w:pPr>
+              <w:spacing w:after="0" w:line="240"/>
+            </w:pPr>
+            <w:r>
+              <w:rPr>
+                <w:b w:val="false"/>
+                <w:bCs w:val="false"/>
+                <w:i w:val="false"/>
+                <w:iCs w:val="false"/>
+              </w:rPr>
+              <w:t xml:space="preserve">R24.16</w:t>
+            </w:r>
+          </w:p>
+        </w:tc>
+        <w:tc>
+          <w:tcPr>
+            <w:tcW w:type="dxa" w:w="1050"/>
+            <w:tcMar>
+              <w:top w:type="dxa" w:w="55"/>
+              <w:left w:type="dxa" w:w="90"/>
+              <w:bottom w:type="dxa" w:w="55"/>
+              <w:right w:type="dxa" w:w="90"/>
+            </w:tcMar>
+          </w:tcPr>
+          <w:p>
+            <w:pPr>
+              <w:spacing w:after="0" w:line="240"/>
+            </w:pPr>
+            <w:r>
+              <w:rPr>
+                <w:b w:val="false"/>
+                <w:bCs w:val="false"/>
+                <w:i w:val="false"/>
+                <w:iCs w:val="false"/>
+              </w:rPr>
+              <w:t xml:space="preserve">T</w:t>
+            </w:r>
+          </w:p>
+        </w:tc>
+        <w:tc>
+          <w:tcPr>
+            <w:tcW w:type="dxa" w:w="6210"/>
+            <w:tcMar>
+              <w:top w:type="dxa" w:w="55"/>
+              <w:left w:type="dxa" w:w="90"/>
+              <w:bottom w:type="dxa" w:w="55"/>
+              <w:right w:type="dxa" w:w="90"/>
+            </w:tcMar>
+          </w:tcPr>
+          <w:p>
+            <w:pPr>
+              <w:spacing w:after="0" w:line="240"/>
+            </w:pPr>
+            <w:r>
+              <w:rPr>
+                <w:b w:val="false"/>
+                <w:bCs w:val="false"/>
+                <w:i w:val="false"/>
+                <w:iCs w:val="false"/>
+              </w:rPr>
+              <w:t xml:space="preserve">On loss of the introspection channel the daemon SHALL attempt reconnection before the next evaluation pass, and SHALL report degraded grading to the console within one telemetry period if reconnection fails.</w:t>
+            </w:r>
+          </w:p>
+        </w:tc>
+        <w:tc>
+          <w:tcPr>
+            <w:tcW w:type="dxa" w:w="1050"/>
+            <w:tcMar>
+              <w:top w:type="dxa" w:w="55"/>
+              <w:left w:type="dxa" w:w="90"/>
+              <w:bottom w:type="dxa" w:w="55"/>
+              <w:right w:type="dxa" w:w="90"/>
+            </w:tcMar>
+          </w:tcPr>
+          <w:p>
+            <w:pPr>
+              <w:spacing w:after="0" w:line="240"/>
+            </w:pPr>
+            <w:r>
+              <w:rPr>
+                <w:b w:val="false"/>
+                <w:bCs w:val="false"/>
+                <w:i w:val="false"/>
+                <w:iCs w:val="false"/>
+              </w:rPr>
+              <w:t xml:space="preserve">D</w:t>
+            </w:r>
+          </w:p>
+        </w:tc>
+      </w:tr>
+      <w:tr>
+        <w:tc>
+          <w:tcPr>
+            <w:tcW w:type="dxa" w:w="1050"/>
+            <w:tcMar>
+              <w:top w:type="dxa" w:w="55"/>
+              <w:left w:type="dxa" w:w="90"/>
+              <w:bottom w:type="dxa" w:w="55"/>
+              <w:right w:type="dxa" w:w="90"/>
+            </w:tcMar>
+          </w:tcPr>
+          <w:p>
+            <w:pPr>
+              <w:spacing w:after="0" w:line="240"/>
+            </w:pPr>
+            <w:r>
+              <w:rPr>
+                <w:b w:val="false"/>
+                <w:bCs w:val="false"/>
+                <w:i w:val="false"/>
+                <w:iCs w:val="false"/>
+              </w:rPr>
+              <w:t xml:space="preserve">R24.17</w:t>
+            </w:r>
+          </w:p>
+        </w:tc>
+        <w:tc>
+          <w:tcPr>
+            <w:tcW w:type="dxa" w:w="1050"/>
+            <w:tcMar>
+              <w:top w:type="dxa" w:w="55"/>
+              <w:left w:type="dxa" w:w="90"/>
+              <w:bottom w:type="dxa" w:w="55"/>
+              <w:right w:type="dxa" w:w="90"/>
+            </w:tcMar>
+          </w:tcPr>
+          <w:p>
+            <w:pPr>
+              <w:spacing w:after="0" w:line="240"/>
+            </w:pPr>
+            <w:r>
+              <w:rPr>
+                <w:b w:val="false"/>
+                <w:bCs w:val="false"/>
+                <w:i w:val="false"/>
+                <w:iCs w:val="false"/>
+              </w:rPr>
+              <w:t xml:space="preserve">T</w:t>
+            </w:r>
+          </w:p>
+        </w:tc>
+        <w:tc>
+          <w:tcPr>
+            <w:tcW w:type="dxa" w:w="6210"/>
+            <w:tcMar>
+              <w:top w:type="dxa" w:w="55"/>
+              <w:left w:type="dxa" w:w="90"/>
+              <w:bottom w:type="dxa" w:w="55"/>
+              <w:right w:type="dxa" w:w="90"/>
+            </w:tcMar>
+          </w:tcPr>
+          <w:p>
+            <w:pPr>
+              <w:spacing w:after="0" w:line="240"/>
+            </w:pPr>
+            <w:r>
+              <w:rPr>
+                <w:b w:val="false"/>
+                <w:bCs w:val="false"/>
+                <w:i w:val="false"/>
+                <w:iCs w:val="false"/>
+              </w:rPr>
+              <w:t xml:space="preserve">The daemon SHALL contain no emulator-specific introspection code; substituting the harness-tier emulator SHALL require configuration change only, verified by an empty diff across daemon source.</w:t>
+            </w:r>
+          </w:p>
+        </w:tc>
+        <w:tc>
+          <w:tcPr>
+            <w:tcW w:type="dxa" w:w="1050"/>
+            <w:tcMar>
+              <w:top w:type="dxa" w:w="55"/>
+              <w:left w:type="dxa" w:w="90"/>
+              <w:bottom w:type="dxa" w:w="55"/>
+              <w:right w:type="dxa" w:w="90"/>
+            </w:tcMar>
+          </w:tcPr>
+          <w:p>
+            <w:pPr>
+              <w:spacing w:after="0" w:line="240"/>
+            </w:pPr>
+            <w:r>
+              <w:rPr>
+                <w:b w:val="false"/>
+                <w:bCs w:val="false"/>
+                <w:i w:val="false"/>
+                <w:iCs w:val="false"/>
+              </w:rPr>
+              <w:t xml:space="preserve">I</w:t>
+            </w:r>
+          </w:p>
+        </w:tc>
+      </w:tr>
+      <w:tr>
+        <w:tc>
+          <w:tcPr>
+            <w:tcW w:type="dxa" w:w="1050"/>
+            <w:tcMar>
+              <w:top w:type="dxa" w:w="55"/>
+              <w:left w:type="dxa" w:w="90"/>
+              <w:bottom w:type="dxa" w:w="55"/>
+              <w:right w:type="dxa" w:w="90"/>
+            </w:tcMar>
+          </w:tcPr>
+          <w:p>
+            <w:pPr>
+              <w:spacing w:after="0" w:line="240"/>
+            </w:pPr>
+            <w:r>
+              <w:rPr>
+                <w:b w:val="false"/>
+                <w:bCs w:val="false"/>
+                <w:i w:val="false"/>
+                <w:iCs w:val="false"/>
+              </w:rPr>
+              <w:t xml:space="preserve">R24.18</w:t>
+            </w:r>
+          </w:p>
+        </w:tc>
+        <w:tc>
+          <w:tcPr>
+            <w:tcW w:type="dxa" w:w="1050"/>
+            <w:tcMar>
+              <w:top w:type="dxa" w:w="55"/>
+              <w:left w:type="dxa" w:w="90"/>
+              <w:bottom w:type="dxa" w:w="55"/>
+              <w:right w:type="dxa" w:w="90"/>
+            </w:tcMar>
+          </w:tcPr>
+          <w:p>
+            <w:pPr>
+              <w:spacing w:after="0" w:line="240"/>
+            </w:pPr>
+            <w:r>
+              <w:rPr>
+                <w:b w:val="false"/>
+                <w:bCs w:val="false"/>
+                <w:i w:val="false"/>
+                <w:iCs w:val="false"/>
+              </w:rPr>
+              <w:t xml:space="preserve">T</w:t>
+            </w:r>
+          </w:p>
+        </w:tc>
+        <w:tc>
+          <w:tcPr>
+            <w:tcW w:type="dxa" w:w="6210"/>
+            <w:tcMar>
+              <w:top w:type="dxa" w:w="55"/>
+              <w:left w:type="dxa" w:w="90"/>
+              <w:bottom w:type="dxa" w:w="55"/>
+              <w:right w:type="dxa" w:w="90"/>
+            </w:tcMar>
+          </w:tcPr>
+          <w:p>
+            <w:pPr>
+              <w:spacing w:after="0" w:line="240"/>
+            </w:pPr>
+            <w:r>
+              <w:rPr>
+                <w:b w:val="false"/>
+                <w:bCs w:val="false"/>
+                <w:i w:val="false"/>
+                <w:iCs w:val="false"/>
+              </w:rPr>
+              <w:t xml:space="preserve">The emulator SHALL bind the introspection port to the loopback interface only.</w:t>
+            </w:r>
+          </w:p>
+        </w:tc>
+        <w:tc>
+          <w:tcPr>
+            <w:tcW w:type="dxa" w:w="1050"/>
+            <w:tcMar>
+              <w:top w:type="dxa" w:w="55"/>
+              <w:left w:type="dxa" w:w="90"/>
+              <w:bottom w:type="dxa" w:w="55"/>
+              <w:right w:type="dxa" w:w="90"/>
+            </w:tcMar>
+          </w:tcPr>
+          <w:p>
+            <w:pPr>
+              <w:spacing w:after="0" w:line="240"/>
+            </w:pPr>
+            <w:r>
+              <w:rPr>
+                <w:b w:val="false"/>
+                <w:bCs w:val="false"/>
+                <w:i w:val="false"/>
+                <w:iCs w:val="false"/>
+              </w:rPr>
+              <w:t xml:space="preserve">I</w:t>
+            </w:r>
+          </w:p>
+        </w:tc>
+      </w:tr>
+      <w:tr>
+        <w:tc>
+          <w:tcPr>
+            <w:tcW w:type="dxa" w:w="1050"/>
+            <w:tcMar>
+              <w:top w:type="dxa" w:w="55"/>
+              <w:left w:type="dxa" w:w="90"/>
+              <w:bottom w:type="dxa" w:w="55"/>
+              <w:right w:type="dxa" w:w="90"/>
+            </w:tcMar>
+          </w:tcPr>
+          <w:p>
+            <w:pPr>
+              <w:spacing w:after="0" w:line="240"/>
+            </w:pPr>
+            <w:r>
+              <w:rPr>
+                <w:b w:val="false"/>
+                <w:bCs w:val="false"/>
+                <w:i w:val="false"/>
+                <w:iCs w:val="false"/>
+              </w:rPr>
+              <w:t xml:space="preserve">R24.19</w:t>
+            </w:r>
+          </w:p>
+        </w:tc>
+        <w:tc>
+          <w:tcPr>
+            <w:tcW w:type="dxa" w:w="1050"/>
+            <w:tcMar>
+              <w:top w:type="dxa" w:w="55"/>
+              <w:left w:type="dxa" w:w="90"/>
+              <w:bottom w:type="dxa" w:w="55"/>
+              <w:right w:type="dxa" w:w="90"/>
+            </w:tcMar>
+          </w:tcPr>
+          <w:p>
+            <w:pPr>
+              <w:spacing w:after="0" w:line="240"/>
+            </w:pPr>
+            <w:r>
+              <w:rPr>
+                <w:b w:val="false"/>
+                <w:bCs w:val="false"/>
+                <w:i w:val="false"/>
+                <w:iCs w:val="false"/>
+              </w:rPr>
+              <w:t xml:space="preserve">T</w:t>
+            </w:r>
+          </w:p>
+        </w:tc>
+        <w:tc>
+          <w:tcPr>
+            <w:tcW w:type="dxa" w:w="6210"/>
+            <w:tcMar>
+              <w:top w:type="dxa" w:w="55"/>
+              <w:left w:type="dxa" w:w="90"/>
+              <w:bottom w:type="dxa" w:w="55"/>
+              <w:right w:type="dxa" w:w="90"/>
+            </w:tcMar>
+          </w:tcPr>
+          <w:p>
+            <w:pPr>
+              <w:spacing w:after="0" w:line="240"/>
+            </w:pPr>
+            <w:r>
+              <w:rPr>
+                <w:b w:val="false"/>
+                <w:bCs w:val="false"/>
+                <w:i w:val="false"/>
+                <w:iCs w:val="false"/>
+              </w:rPr>
+              <w:t xml:space="preserve">The introspection channel SHALL NOT be documented in any player-facing material and SHALL NOT be reachable from the console.</w:t>
+            </w:r>
+          </w:p>
+        </w:tc>
+        <w:tc>
+          <w:tcPr>
+            <w:tcW w:type="dxa" w:w="1050"/>
+            <w:tcMar>
+              <w:top w:type="dxa" w:w="55"/>
+              <w:left w:type="dxa" w:w="90"/>
+              <w:bottom w:type="dxa" w:w="55"/>
+              <w:right w:type="dxa" w:w="90"/>
+            </w:tcMar>
+          </w:tcPr>
+          <w:p>
+            <w:pPr>
+              <w:spacing w:after="0" w:line="240"/>
+            </w:pPr>
+            <w:r>
+              <w:rPr>
+                <w:b w:val="false"/>
+                <w:bCs w:val="false"/>
+                <w:i w:val="false"/>
+                <w:iCs w:val="false"/>
+              </w:rPr>
+              <w:t xml:space="preserve">I</w:t>
+            </w:r>
+          </w:p>
+        </w:tc>
+      </w:tr>
+      <w:tr>
+        <w:tc>
+          <w:tcPr>
+            <w:tcW w:type="dxa" w:w="1050"/>
+            <w:tcMar>
+              <w:top w:type="dxa" w:w="55"/>
+              <w:left w:type="dxa" w:w="90"/>
+              <w:bottom w:type="dxa" w:w="55"/>
+              <w:right w:type="dxa" w:w="90"/>
+            </w:tcMar>
+          </w:tcPr>
+          <w:p>
+            <w:pPr>
+              <w:spacing w:after="0" w:line="240"/>
+            </w:pPr>
+            <w:r>
+              <w:rPr>
+                <w:b w:val="false"/>
+                <w:bCs w:val="false"/>
+                <w:i w:val="false"/>
+                <w:iCs w:val="false"/>
+              </w:rPr>
+              <w:t xml:space="preserve">R24.20</w:t>
+            </w:r>
+          </w:p>
+        </w:tc>
+        <w:tc>
+          <w:tcPr>
+            <w:tcW w:type="dxa" w:w="1050"/>
+            <w:tcMar>
+              <w:top w:type="dxa" w:w="55"/>
+              <w:left w:type="dxa" w:w="90"/>
+              <w:bottom w:type="dxa" w:w="55"/>
+              <w:right w:type="dxa" w:w="90"/>
+            </w:tcMar>
+          </w:tcPr>
+          <w:p>
+            <w:pPr>
+              <w:spacing w:after="0" w:line="240"/>
+            </w:pPr>
+            <w:r>
+              <w:rPr>
+                <w:b w:val="false"/>
+                <w:bCs w:val="false"/>
+                <w:i w:val="false"/>
+                <w:iCs w:val="false"/>
+              </w:rPr>
+              <w:t xml:space="preserve">T</w:t>
+            </w:r>
+          </w:p>
+        </w:tc>
+        <w:tc>
+          <w:tcPr>
+            <w:tcW w:type="dxa" w:w="6210"/>
+            <w:tcMar>
+              <w:top w:type="dxa" w:w="55"/>
+              <w:left w:type="dxa" w:w="90"/>
+              <w:bottom w:type="dxa" w:w="55"/>
+              <w:right w:type="dxa" w:w="90"/>
+            </w:tcMar>
+          </w:tcPr>
+          <w:p>
+            <w:pPr>
+              <w:spacing w:after="0" w:line="240"/>
+            </w:pPr>
+            <w:r>
+              <w:rPr>
+                <w:b w:val="false"/>
+                <w:bCs w:val="false"/>
+                <w:i w:val="false"/>
+                <w:iCs w:val="false"/>
+              </w:rPr>
+              <w:t xml:space="preserve">No instructor-only data, the symbol map above all, SHALL be reachable through the introspection channel or present in the player image.</w:t>
+            </w:r>
+          </w:p>
+        </w:tc>
+        <w:tc>
+          <w:tcPr>
+            <w:tcW w:type="dxa" w:w="1050"/>
+            <w:tcMar>
+              <w:top w:type="dxa" w:w="55"/>
+              <w:left w:type="dxa" w:w="90"/>
+              <w:bottom w:type="dxa" w:w="55"/>
+              <w:right w:type="dxa" w:w="90"/>
+            </w:tcMar>
+          </w:tcPr>
+          <w:p>
+            <w:pPr>
+              <w:spacing w:after="0" w:line="240"/>
+            </w:pPr>
+            <w:r>
+              <w:rPr>
+                <w:b w:val="false"/>
+                <w:bCs w:val="false"/>
+                <w:i w:val="false"/>
+                <w:iCs w:val="false"/>
+              </w:rPr>
+              <w:t xml:space="preserve">I</w:t>
+            </w:r>
+          </w:p>
+        </w:tc>
+      </w:tr>
+      <w:tr>
+        <w:tc>
+          <w:tcPr>
+            <w:tcW w:type="dxa" w:w="1050"/>
+            <w:tcMar>
+              <w:top w:type="dxa" w:w="55"/>
+              <w:left w:type="dxa" w:w="90"/>
+              <w:bottom w:type="dxa" w:w="55"/>
+              <w:right w:type="dxa" w:w="90"/>
+            </w:tcMar>
+          </w:tcPr>
+          <w:p>
+            <w:pPr>
+              <w:spacing w:after="0" w:line="240"/>
+            </w:pPr>
+            <w:r>
+              <w:rPr>
+                <w:b w:val="false"/>
+                <w:bCs w:val="false"/>
+                <w:i w:val="false"/>
+                <w:iCs w:val="false"/>
+              </w:rPr>
+              <w:t xml:space="preserve">R24.21</w:t>
             </w:r>
           </w:p>
         </w:tc>
@@ -10489,12 +11611,21 @@
       </w:pPr>
       <w:r>
         <w:rPr>
+          <w:b/>
+          <w:bCs/>
+          <w:i w:val="false"/>
+          <w:iCs w:val="false"/>
+        </w:rPr>
+        <w:t xml:space="preserve">This charter is the requirements register.</w:t>
+      </w:r>
+      <w:r>
+        <w:rPr>
           <w:b w:val="false"/>
           <w:bCs w:val="false"/>
           <w:i w:val="false"/>
           <w:iCs w:val="false"/>
         </w:rPr>
-        <w:t xml:space="preserve">Four specifications carry normative content. Each is binding through the requirements named here; where a specification and this charter disagree, </w:t>
+        <w:t xml:space="preserve"> Every requirement has exactly one identifier, defined here. The specifications explain, measure and justify those requirements; </w:t>
       </w:r>
       <w:r>
         <w:rPr>
@@ -10503,7 +11634,7 @@
           <w:i w:val="false"/>
           <w:iCs w:val="false"/>
         </w:rPr>
-        <w:t xml:space="preserve">this charter governs and the specification is amended</w:t>
+        <w:t xml:space="preserve">none of them defines identifiers of its own</w:t>
       </w:r>
       <w:r>
         <w:rPr>
@@ -10512,7 +11643,114 @@
           <w:i w:val="false"/>
           <w:iCs w:val="false"/>
         </w:rPr>
-        <w:t xml:space="preserve">.</w:t>
+        <w:t xml:space="preserve">. Where a specification and this charter disagree, this charter governs and the specification is amended.</w:t>
+      </w:r>
+    </w:p>
+    <w:p>
+      <w:pPr>
+        <w:spacing w:after="130" w:line="270"/>
+      </w:pPr>
+      <w:r>
+        <w:rPr>
+          <w:rFonts w:ascii="Consolas" w:cs="Consolas" w:eastAsia="Consolas" w:hAnsi="Consolas"/>
+          <w:b w:val="false"/>
+          <w:bCs w:val="false"/>
+          <w:i w:val="false"/>
+          <w:iCs w:val="false"/>
+          <w:sz w:val="19"/>
+          <w:szCs w:val="19"/>
+          <w:shd w:fill="F2F2F2" w:val="clear"/>
+        </w:rPr>
+        <w:t xml:space="preserve">REQUIREMENTS.md</w:t>
+      </w:r>
+      <w:r>
+        <w:rPr>
+          <w:b w:val="false"/>
+          <w:bCs w:val="false"/>
+          <w:i w:val="false"/>
+          <w:iCs w:val="false"/>
+        </w:rPr>
+        <w:t xml:space="preserve"> is the whole set in one sorted table, generated from this document by </w:t>
+      </w:r>
+      <w:r>
+        <w:rPr>
+          <w:rFonts w:ascii="Consolas" w:cs="Consolas" w:eastAsia="Consolas" w:hAnsi="Consolas"/>
+          <w:b w:val="false"/>
+          <w:bCs w:val="false"/>
+          <w:i w:val="false"/>
+          <w:iCs w:val="false"/>
+          <w:sz w:val="19"/>
+          <w:szCs w:val="19"/>
+          <w:shd w:fill="F2F2F2" w:val="clear"/>
+        </w:rPr>
+        <w:t xml:space="preserve">firmware/tools/requirements.py</w:t>
+      </w:r>
+      <w:r>
+        <w:rPr>
+          <w:b w:val="false"/>
+          <w:bCs w:val="false"/>
+          <w:i w:val="false"/>
+          <w:iCs w:val="false"/>
+        </w:rPr>
+        <w:t xml:space="preserve">; </w:t>
+      </w:r>
+      <w:r>
+        <w:rPr>
+          <w:rFonts w:ascii="Consolas" w:cs="Consolas" w:eastAsia="Consolas" w:hAnsi="Consolas"/>
+          <w:b w:val="false"/>
+          <w:bCs w:val="false"/>
+          <w:i w:val="false"/>
+          <w:iCs w:val="false"/>
+          <w:sz w:val="19"/>
+          <w:szCs w:val="19"/>
+          <w:shd w:fill="F2F2F2" w:val="clear"/>
+        </w:rPr>
+        <w:t xml:space="preserve">requirements.csv</w:t>
+      </w:r>
+      <w:r>
+        <w:rPr>
+          <w:b w:val="false"/>
+          <w:bCs w:val="false"/>
+          <w:i w:val="false"/>
+          <w:iCs w:val="false"/>
+        </w:rPr>
+        <w:t xml:space="preserve"> is the same data for a spreadsheet. Run </w:t>
+      </w:r>
+      <w:r>
+        <w:rPr>
+          <w:rFonts w:ascii="Consolas" w:cs="Consolas" w:eastAsia="Consolas" w:hAnsi="Consolas"/>
+          <w:b w:val="false"/>
+          <w:bCs w:val="false"/>
+          <w:i w:val="false"/>
+          <w:iCs w:val="false"/>
+          <w:sz w:val="19"/>
+          <w:szCs w:val="19"/>
+          <w:shd w:fill="F2F2F2" w:val="clear"/>
+        </w:rPr>
+        <w:t xml:space="preserve">requirements.py --check</w:t>
+      </w:r>
+      <w:r>
+        <w:rPr>
+          <w:b w:val="false"/>
+          <w:bCs w:val="false"/>
+          <w:i w:val="false"/>
+          <w:iCs w:val="false"/>
+        </w:rPr>
+        <w:t xml:space="preserve"> in CI: it fails if a requirement is defined twice, if one carries no SHALL, if a specification cites an identifier this charter does not define, or if a specification introduces its own numbering scheme.</w:t>
+      </w:r>
+    </w:p>
+    <w:p>
+      <w:pPr>
+        <w:spacing w:after="130" w:line="270"/>
+      </w:pPr>
+      <w:r>
+        <w:rPr>
+          <w:b w:val="false"/>
+          <w:bCs w:val="false"/>
+          <w:i w:val="false"/>
+          <w:iCs w:val="false"/>
+        </w:rPr>
+        <w:t xml:space="preserve">Four specifications carry normative detail.</w:t>
       </w:r>
     </w:p>
     <w:tbl>
@@ -10841,7 +12079,7 @@
                 <w:i w:val="false"/>
                 <w:iCs w:val="false"/>
               </w:rPr>
-              <w:t xml:space="preserve">R2.2, R24.1–R24.10</w:t>
+              <w:t xml:space="preserve">R2.2, R24.1–R24.21</w:t>
             </w:r>
           </w:p>
         </w:tc>
@@ -11060,8 +12298,8 @@
         </w:tblBorders>
       </w:tblPr>
       <w:tblGrid>
-        <w:gridCol w:w="3376"/>
-        <w:gridCol w:w="5984"/>
+        <w:gridCol w:w="3120"/>
+        <w:gridCol w:w="6240"/>
       </w:tblGrid>
       <w:tr>
         <w:trPr>
@@ -11069,7 +12307,7 @@
         </w:trPr>
         <w:tc>
           <w:tcPr>
-            <w:tcW w:type="dxa" w:w="3376"/>
+            <w:tcW w:type="dxa" w:w="3120"/>
             <w:shd w:fill="D9E2F3" w:val="clear"/>
             <w:tcMar>
               <w:top w:type="dxa" w:w="55"/>
@@ -11095,7 +12333,7 @@
         </w:tc>
         <w:tc>
           <w:tcPr>
-            <w:tcW w:type="dxa" w:w="5984"/>
+            <w:tcW w:type="dxa" w:w="6240"/>
             <w:shd w:fill="D9E2F3" w:val="clear"/>
             <w:tcMar>
               <w:top w:type="dxa" w:w="55"/>
@@ -11123,7 +12361,7 @@
       <w:tr>
         <w:tc>
           <w:tcPr>
-            <w:tcW w:type="dxa" w:w="3376"/>
+            <w:tcW w:type="dxa" w:w="3120"/>
             <w:tcMar>
               <w:top w:type="dxa" w:w="55"/>
               <w:left w:type="dxa" w:w="90"/>
@@ -11170,7 +12408,7 @@
         </w:tc>
         <w:tc>
           <w:tcPr>
-            <w:tcW w:type="dxa" w:w="5984"/>
+            <w:tcW w:type="dxa" w:w="6240"/>
             <w:tcMar>
               <w:top w:type="dxa" w:w="55"/>
               <w:left w:type="dxa" w:w="90"/>
@@ -11197,7 +12435,7 @@
       <w:tr>
         <w:tc>
           <w:tcPr>
-            <w:tcW w:type="dxa" w:w="3376"/>
+            <w:tcW w:type="dxa" w:w="3120"/>
             <w:tcMar>
               <w:top w:type="dxa" w:w="55"/>
               <w:left w:type="dxa" w:w="90"/>
@@ -11244,26 +12482,26 @@
         </w:tc>
         <w:tc>
           <w:tcPr>
-            <w:tcW w:type="dxa" w:w="5984"/>
-            <w:tcMar>
-              <w:top w:type="dxa" w:w="55"/>
-              <w:left w:type="dxa" w:w="90"/>
-              <w:bottom w:type="dxa" w:w="55"/>
-              <w:right w:type="dxa" w:w="90"/>
-            </w:tcMar>
-          </w:tcPr>
-          <w:p>
-            <w:pPr>
-              <w:spacing w:after="0" w:line="240"/>
-            </w:pPr>
-            <w:r>
-              <w:rPr>
-                <w:b w:val="false"/>
-                <w:bCs w:val="false"/>
-                <w:i w:val="false"/>
-                <w:iCs w:val="false"/>
-              </w:rPr>
-              <w:t xml:space="preserve">R13, R23.1, R23.4, R23.7, R23.8, R24.4, R24.10</w:t>
+            <w:tcW w:type="dxa" w:w="6240"/>
+            <w:tcMar>
+              <w:top w:type="dxa" w:w="55"/>
+              <w:left w:type="dxa" w:w="90"/>
+              <w:bottom w:type="dxa" w:w="55"/>
+              <w:right w:type="dxa" w:w="90"/>
+            </w:tcMar>
+          </w:tcPr>
+          <w:p>
+            <w:pPr>
+              <w:spacing w:after="0" w:line="240"/>
+            </w:pPr>
+            <w:r>
+              <w:rPr>
+                <w:b w:val="false"/>
+                <w:bCs w:val="false"/>
+                <w:i w:val="false"/>
+                <w:iCs w:val="false"/>
+              </w:rPr>
+              <w:t xml:space="preserve">R13, R23.1, R23.4, R23.7, R23.8, R24.4, R24.21</w:t>
             </w:r>
           </w:p>
         </w:tc>
@@ -11271,7 +12509,7 @@
       <w:tr>
         <w:tc>
           <w:tcPr>
-            <w:tcW w:type="dxa" w:w="3376"/>
+            <w:tcW w:type="dxa" w:w="3120"/>
             <w:tcMar>
               <w:top w:type="dxa" w:w="55"/>
               <w:left w:type="dxa" w:w="90"/>
@@ -11296,26 +12534,26 @@
         </w:tc>
         <w:tc>
           <w:tcPr>
-            <w:tcW w:type="dxa" w:w="5984"/>
-            <w:tcMar>
-              <w:top w:type="dxa" w:w="55"/>
-              <w:left w:type="dxa" w:w="90"/>
-              <w:bottom w:type="dxa" w:w="55"/>
-              <w:right w:type="dxa" w:w="90"/>
-            </w:tcMar>
-          </w:tcPr>
-          <w:p>
-            <w:pPr>
-              <w:spacing w:after="0" w:line="240"/>
-            </w:pPr>
-            <w:r>
-              <w:rPr>
-                <w:b w:val="false"/>
-                <w:bCs w:val="false"/>
-                <w:i w:val="false"/>
-                <w:iCs w:val="false"/>
-              </w:rPr>
-              <w:t xml:space="preserve">R2.1, R3.1–R3.4, R4.1, R4.2, R4.3, R11.1, R14.1, R15.1, R15.2, R20.1, R23.2, R23.3, R23.5, R23.9, R23.10, R24.5–R24.7</w:t>
+            <w:tcW w:type="dxa" w:w="6240"/>
+            <w:tcMar>
+              <w:top w:type="dxa" w:w="55"/>
+              <w:left w:type="dxa" w:w="90"/>
+              <w:bottom w:type="dxa" w:w="55"/>
+              <w:right w:type="dxa" w:w="90"/>
+            </w:tcMar>
+          </w:tcPr>
+          <w:p>
+            <w:pPr>
+              <w:spacing w:after="0" w:line="240"/>
+            </w:pPr>
+            <w:r>
+              <w:rPr>
+                <w:b w:val="false"/>
+                <w:bCs w:val="false"/>
+                <w:i w:val="false"/>
+                <w:iCs w:val="false"/>
+              </w:rPr>
+              <w:t xml:space="preserve">R2.1, R3.1–R3.4, R4.1, R4.2, R4.3, R11.1, R14.1, R15.1, R15.2, R20.1, R23.2, R23.3, R23.5, R23.9, R23.10, R24.10–R24.16, R25.1–R26.7</w:t>
             </w:r>
           </w:p>
         </w:tc>
